--- a/experiments/report_machine/office/output/中油工程/20260729_中油工程_midday.docx
+++ b/experiments/report_machine/office/output/中油工程/20260729_中油工程_midday.docx
@@ -18,6 +18,14 @@
         </w:rPr>
         <w:t>中油工程（600339.SH）午间分析报告</w:t>
       </w:r>
+    </w:p>
+    <w:p>
+      <w:pPr>
+        <w:spacing w:before="240" w:after="240"/>
+        <w:pBdr>
+          <w:bottom w:val="single" w:sz="4" w:space="1" w:color="D0D7DE"/>
+        </w:pBdr>
+      </w:pPr>
     </w:p>
     <w:p>
       <w:pPr>
@@ -49,13 +57,13 @@
           <w:b/>
           <w:color w:val="1A1A1A"/>
         </w:rPr>
-        <w:t>偏暖</w:t>
+        <w:t>高涨</w:t>
       </w:r>
       <w:r>
         <w:rPr>
           <w:rFonts w:ascii="Microsoft YaHei" w:hAnsi="Microsoft YaHei"/>
         </w:rPr>
-        <w:t xml:space="preserve">，上涨占比 </w:t>
+        <w:t xml:space="preserve">（市场热度68），两市成交额达 </w:t>
       </w:r>
       <w:r>
         <w:rPr>
@@ -63,13 +71,13 @@
           <w:b/>
           <w:color w:val="1A1A1A"/>
         </w:rPr>
-        <w:t>79%</w:t>
+        <w:t>2.06万亿</w:t>
       </w:r>
       <w:r>
         <w:rPr>
           <w:rFonts w:ascii="Microsoft YaHei" w:hAnsi="Microsoft YaHei"/>
         </w:rPr>
-        <w:t xml:space="preserve">，涨停 </w:t>
+        <w:t xml:space="preserve">，较前日放量 </w:t>
       </w:r>
       <w:r>
         <w:rPr>
@@ -77,7 +85,49 @@
           <w:b/>
           <w:color w:val="1A1A1A"/>
         </w:rPr>
-        <w:t>58 只</w:t>
+        <w:t>+2960亿元</w:t>
+      </w:r>
+      <w:r>
+        <w:rPr>
+          <w:rFonts w:ascii="Microsoft YaHei" w:hAnsi="Microsoft YaHei"/>
+        </w:rPr>
+        <w:t xml:space="preserve">。上涨个股 </w:t>
+      </w:r>
+      <w:r>
+        <w:rPr>
+          <w:rFonts w:ascii="Microsoft YaHei" w:hAnsi="Microsoft YaHei"/>
+          <w:b/>
+          <w:color w:val="1A1A1A"/>
+        </w:rPr>
+        <w:t>4090家</w:t>
+      </w:r>
+      <w:r>
+        <w:rPr>
+          <w:rFonts w:ascii="Microsoft YaHei" w:hAnsi="Microsoft YaHei"/>
+        </w:rPr>
+        <w:t xml:space="preserve">，下跌仅 </w:t>
+      </w:r>
+      <w:r>
+        <w:rPr>
+          <w:rFonts w:ascii="Microsoft YaHei" w:hAnsi="Microsoft YaHei"/>
+          <w:b/>
+          <w:color w:val="1A1A1A"/>
+        </w:rPr>
+        <w:t>1377家</w:t>
+      </w:r>
+      <w:r>
+        <w:rPr>
+          <w:rFonts w:ascii="Microsoft YaHei" w:hAnsi="Microsoft YaHei"/>
+        </w:rPr>
+        <w:t xml:space="preserve">，涨停家数 </w:t>
+      </w:r>
+      <w:r>
+        <w:rPr>
+          <w:rFonts w:ascii="Microsoft YaHei" w:hAnsi="Microsoft YaHei"/>
+          <w:b/>
+          <w:color w:val="1A1A1A"/>
+        </w:rPr>
+        <w:t>76只</w:t>
       </w:r>
       <w:r>
         <w:rPr>
@@ -91,13 +141,13 @@
           <w:b/>
           <w:color w:val="1A1A1A"/>
         </w:rPr>
-        <w:t>19 只</w:t>
+        <w:t>10只</w:t>
       </w:r>
       <w:r>
         <w:rPr>
           <w:rFonts w:ascii="Microsoft YaHei" w:hAnsi="Microsoft YaHei"/>
         </w:rPr>
-        <w:t xml:space="preserve">，市场热度指数录得 </w:t>
+        <w:t xml:space="preserve">，赚钱效应 </w:t>
       </w:r>
       <w:r>
         <w:rPr>
@@ -105,13 +155,13 @@
           <w:b/>
           <w:color w:val="1A1A1A"/>
         </w:rPr>
-        <w:t>56（高）</w:t>
+        <w:t>51%</w:t>
       </w:r>
       <w:r>
         <w:rPr>
           <w:rFonts w:ascii="Microsoft YaHei" w:hAnsi="Microsoft YaHei"/>
         </w:rPr>
-        <w:t xml:space="preserve">。全市场成交额 </w:t>
+        <w:t xml:space="preserve">。整体涨跌幅集中在 </w:t>
       </w:r>
       <w:r>
         <w:rPr>
@@ -119,41 +169,13 @@
           <w:b/>
           <w:color w:val="1A1A1A"/>
         </w:rPr>
-        <w:t>1.46 万亿</w:t>
+        <w:t>2%~3%</w:t>
       </w:r>
       <w:r>
         <w:rPr>
           <w:rFonts w:ascii="Microsoft YaHei" w:hAnsi="Microsoft YaHei"/>
         </w:rPr>
-        <w:t xml:space="preserve">，较前日放大 </w:t>
-      </w:r>
-      <w:r>
-        <w:rPr>
-          <w:rFonts w:ascii="Microsoft YaHei" w:hAnsi="Microsoft YaHei"/>
-          <w:b/>
-          <w:color w:val="1A1A1A"/>
-        </w:rPr>
-        <w:t>+1549 亿</w:t>
-      </w:r>
-      <w:r>
-        <w:rPr>
-          <w:rFonts w:ascii="Microsoft YaHei" w:hAnsi="Microsoft YaHei"/>
-        </w:rPr>
-        <w:t xml:space="preserve">，资金入场意愿增强。赚钱效应指标 </w:t>
-      </w:r>
-      <w:r>
-        <w:rPr>
-          <w:rFonts w:ascii="Microsoft YaHei" w:hAnsi="Microsoft YaHei"/>
-          <w:b/>
-          <w:color w:val="1A1A1A"/>
-        </w:rPr>
-        <w:t>46%</w:t>
-      </w:r>
-      <w:r>
-        <w:rPr>
-          <w:rFonts w:ascii="Microsoft YaHei" w:hAnsi="Microsoft YaHei"/>
-        </w:rPr>
-        <w:t>，整体氛围较好，但个股分化依旧明显。</w:t>
+        <w:t xml:space="preserve"> 区间，市场呈现普涨格局。涨停梯队方面，一板66只（晋级率9%），二板4只（晋级率31%），三板4只（晋级率33%），高度板1只，市场接力情绪偏谨慎但整体氛围向好。</w:t>
       </w:r>
     </w:p>
     <w:p>
@@ -274,13 +296,6 @@
               </w:rPr>
               <w:t>3.33 元</w:t>
             </w:r>
-            <w:r>
-              <w:rPr>
-                <w:rFonts w:ascii="Microsoft YaHei" w:hAnsi="Microsoft YaHei"/>
-                <w:sz w:val="18"/>
-              </w:rPr>
-              <w:t>（午间收盘）</w:t>
-            </w:r>
           </w:p>
         </w:tc>
       </w:tr>
@@ -341,7 +356,7 @@
                 <w:rFonts w:ascii="Microsoft YaHei" w:hAnsi="Microsoft YaHei"/>
                 <w:sz w:val="18"/>
               </w:rPr>
-              <w:t>昨收 / 开盘 / 最高 / 最低</w:t>
+              <w:t>昨收 / 开盘</w:t>
             </w:r>
           </w:p>
         </w:tc>
@@ -359,7 +374,87 @@
                 <w:rFonts w:ascii="Microsoft YaHei" w:hAnsi="Microsoft YaHei"/>
                 <w:sz w:val="18"/>
               </w:rPr>
-              <w:t>3.17 / 3.23 / 3.35 / 3.22</w:t>
+              <w:t>3.17 / 3.23</w:t>
+            </w:r>
+          </w:p>
+        </w:tc>
+      </w:tr>
+      <w:tr>
+        <w:tc>
+          <w:tcPr>
+            <w:tcW w:type="dxa" w:w="4533"/>
+            <w:shd w:fill="F8F9FA" w:val="clear"/>
+          </w:tcPr>
+          <w:p>
+            <w:pPr>
+              <w:spacing w:before="40" w:after="40" w:line="288" w:lineRule="auto"/>
+            </w:pPr>
+            <w:r/>
+            <w:r>
+              <w:rPr>
+                <w:rFonts w:ascii="Microsoft YaHei" w:hAnsi="Microsoft YaHei"/>
+                <w:sz w:val="18"/>
+              </w:rPr>
+              <w:t>最高 / 最低</w:t>
+            </w:r>
+          </w:p>
+        </w:tc>
+        <w:tc>
+          <w:tcPr>
+            <w:tcW w:type="dxa" w:w="4533"/>
+            <w:shd w:fill="F8F9FA" w:val="clear"/>
+          </w:tcPr>
+          <w:p>
+            <w:pPr>
+              <w:spacing w:before="40" w:after="40" w:line="288" w:lineRule="auto"/>
+            </w:pPr>
+            <w:r/>
+            <w:r>
+              <w:rPr>
+                <w:rFonts w:ascii="Microsoft YaHei" w:hAnsi="Microsoft YaHei"/>
+                <w:sz w:val="18"/>
+              </w:rPr>
+              <w:t>3.35 / 3.22</w:t>
+            </w:r>
+          </w:p>
+        </w:tc>
+      </w:tr>
+      <w:tr>
+        <w:tc>
+          <w:tcPr>
+            <w:tcW w:type="dxa" w:w="4533"/>
+          </w:tcPr>
+          <w:p>
+            <w:pPr>
+              <w:spacing w:before="40" w:after="40" w:line="288" w:lineRule="auto"/>
+            </w:pPr>
+            <w:r/>
+            <w:r>
+              <w:rPr>
+                <w:rFonts w:ascii="Microsoft YaHei" w:hAnsi="Microsoft YaHei"/>
+                <w:sz w:val="18"/>
+              </w:rPr>
+              <w:t>振幅</w:t>
+            </w:r>
+          </w:p>
+        </w:tc>
+        <w:tc>
+          <w:tcPr>
+            <w:tcW w:type="dxa" w:w="4533"/>
+          </w:tcPr>
+          <w:p>
+            <w:pPr>
+              <w:spacing w:before="40" w:after="40" w:line="288" w:lineRule="auto"/>
+            </w:pPr>
+            <w:r/>
+            <w:r>
+              <w:rPr>
+                <w:rFonts w:ascii="Microsoft YaHei" w:hAnsi="Microsoft YaHei"/>
+                <w:b/>
+                <w:color w:val="1A1A1A"/>
+                <w:sz w:val="18"/>
+              </w:rPr>
+              <w:t>4.1%</w:t>
             </w:r>
           </w:p>
         </w:tc>
@@ -401,7 +496,7 @@
                 <w:color w:val="1A1A1A"/>
                 <w:sz w:val="18"/>
               </w:rPr>
-              <w:t>121.9 万手</w:t>
+              <w:t>121.90 万手</w:t>
             </w:r>
           </w:p>
         </w:tc>
@@ -441,7 +536,7 @@
                 <w:color w:val="1A1A1A"/>
                 <w:sz w:val="18"/>
               </w:rPr>
-              <w:t>4,023.6 万元</w:t>
+              <w:t>4.02 亿元</w:t>
             </w:r>
           </w:p>
         </w:tc>
@@ -485,13 +580,6 @@
               </w:rPr>
               <w:t>2.18%</w:t>
             </w:r>
-            <w:r>
-              <w:rPr>
-                <w:rFonts w:ascii="Microsoft YaHei" w:hAnsi="Microsoft YaHei"/>
-                <w:sz w:val="18"/>
-              </w:rPr>
-              <w:t>（前日全日 0.96%）</w:t>
-            </w:r>
           </w:p>
         </w:tc>
       </w:tr>
@@ -532,13 +620,6 @@
               </w:rPr>
               <w:t>1.67</w:t>
             </w:r>
-            <w:r>
-              <w:rPr>
-                <w:rFonts w:ascii="Microsoft YaHei" w:hAnsi="Microsoft YaHei"/>
-                <w:sz w:val="18"/>
-              </w:rPr>
-              <w:t>（明显放量）</w:t>
-            </w:r>
           </w:p>
         </w:tc>
       </w:tr>
@@ -558,7 +639,7 @@
                 <w:rFonts w:ascii="Microsoft YaHei" w:hAnsi="Microsoft YaHei"/>
                 <w:sz w:val="18"/>
               </w:rPr>
-              <w:t>振幅</w:t>
+              <w:t>动态市盈率</w:t>
             </w:r>
           </w:p>
         </w:tc>
@@ -566,46 +647,6 @@
           <w:tcPr>
             <w:tcW w:type="dxa" w:w="4533"/>
             <w:shd w:fill="F8F9FA" w:val="clear"/>
-          </w:tcPr>
-          <w:p>
-            <w:pPr>
-              <w:spacing w:before="40" w:after="40" w:line="288" w:lineRule="auto"/>
-            </w:pPr>
-            <w:r/>
-            <w:r>
-              <w:rPr>
-                <w:rFonts w:ascii="Microsoft YaHei" w:hAnsi="Microsoft YaHei"/>
-                <w:b/>
-                <w:color w:val="1A1A1A"/>
-                <w:sz w:val="18"/>
-              </w:rPr>
-              <w:t>4.1%</w:t>
-            </w:r>
-          </w:p>
-        </w:tc>
-      </w:tr>
-      <w:tr>
-        <w:tc>
-          <w:tcPr>
-            <w:tcW w:type="dxa" w:w="4533"/>
-          </w:tcPr>
-          <w:p>
-            <w:pPr>
-              <w:spacing w:before="40" w:after="40" w:line="288" w:lineRule="auto"/>
-            </w:pPr>
-            <w:r/>
-            <w:r>
-              <w:rPr>
-                <w:rFonts w:ascii="Microsoft YaHei" w:hAnsi="Microsoft YaHei"/>
-                <w:sz w:val="18"/>
-              </w:rPr>
-              <w:t>动态市盈率</w:t>
-            </w:r>
-          </w:p>
-        </w:tc>
-        <w:tc>
-          <w:tcPr>
-            <w:tcW w:type="dxa" w:w="4533"/>
           </w:tcPr>
           <w:p>
             <w:pPr>
@@ -628,7 +669,6 @@
         <w:tc>
           <w:tcPr>
             <w:tcW w:type="dxa" w:w="4533"/>
-            <w:shd w:fill="F8F9FA" w:val="clear"/>
           </w:tcPr>
           <w:p>
             <w:pPr>
@@ -647,7 +687,6 @@
         <w:tc>
           <w:tcPr>
             <w:tcW w:type="dxa" w:w="4533"/>
-            <w:shd w:fill="F8F9FA" w:val="clear"/>
           </w:tcPr>
           <w:p>
             <w:pPr>
@@ -677,6 +716,7 @@
         <w:tc>
           <w:tcPr>
             <w:tcW w:type="dxa" w:w="4533"/>
+            <w:shd w:fill="F8F9FA" w:val="clear"/>
           </w:tcPr>
           <w:p>
             <w:pPr>
@@ -688,13 +728,14 @@
                 <w:rFonts w:ascii="Microsoft YaHei" w:hAnsi="Microsoft YaHei"/>
                 <w:sz w:val="18"/>
               </w:rPr>
-              <w:t>总市值 / 流通市值</w:t>
+              <w:t>总市值</w:t>
             </w:r>
           </w:p>
         </w:tc>
         <w:tc>
           <w:tcPr>
             <w:tcW w:type="dxa" w:w="4533"/>
+            <w:shd w:fill="F8F9FA" w:val="clear"/>
           </w:tcPr>
           <w:p>
             <w:pPr>
@@ -719,50 +760,16 @@
       <w:r>
         <w:rPr>
           <w:rFonts w:ascii="Microsoft YaHei" w:hAnsi="Microsoft YaHei"/>
-        </w:rPr>
-        <w:t xml:space="preserve">中油工程今日高开于 </w:t>
-      </w:r>
-      <w:r>
-        <w:rPr>
-          <w:rFonts w:ascii="Microsoft YaHei" w:hAnsi="Microsoft YaHei"/>
           <w:b/>
           <w:color w:val="1A1A1A"/>
         </w:rPr>
-        <w:t>3.23</w:t>
+        <w:t>核心观察</w:t>
       </w:r>
       <w:r>
         <w:rPr>
           <w:rFonts w:ascii="Microsoft YaHei" w:hAnsi="Microsoft YaHei"/>
         </w:rPr>
-        <w:t xml:space="preserve"> 元，盘中震荡上行至 </w:t>
-      </w:r>
-      <w:r>
-        <w:rPr>
-          <w:rFonts w:ascii="Microsoft YaHei" w:hAnsi="Microsoft YaHei"/>
-          <w:b/>
-          <w:color w:val="1A1A1A"/>
-        </w:rPr>
-        <w:t>3.35</w:t>
-      </w:r>
-      <w:r>
-        <w:rPr>
-          <w:rFonts w:ascii="Microsoft YaHei" w:hAnsi="Microsoft YaHei"/>
-        </w:rPr>
-        <w:t xml:space="preserve"> 元，尾盘收于 </w:t>
-      </w:r>
-      <w:r>
-        <w:rPr>
-          <w:rFonts w:ascii="Microsoft YaHei" w:hAnsi="Microsoft YaHei"/>
-          <w:b/>
-          <w:color w:val="1A1A1A"/>
-        </w:rPr>
-        <w:t>3.33</w:t>
-      </w:r>
-      <w:r>
-        <w:rPr>
-          <w:rFonts w:ascii="Microsoft YaHei" w:hAnsi="Microsoft YaHei"/>
-        </w:rPr>
-        <w:t xml:space="preserve"> 元，涨幅 </w:t>
+        <w:t xml:space="preserve">：中油工程今日午间收盘大涨 </w:t>
       </w:r>
       <w:r>
         <w:rPr>
@@ -776,7 +783,7 @@
         <w:rPr>
           <w:rFonts w:ascii="Microsoft YaHei" w:hAnsi="Microsoft YaHei"/>
         </w:rPr>
-        <w:t xml:space="preserve">，在建筑与工程板块中排名 </w:t>
+        <w:t xml:space="preserve">，显著跑赢全市场主要指数。外盘 </w:t>
       </w:r>
       <w:r>
         <w:rPr>
@@ -784,13 +791,13 @@
           <w:b/>
           <w:color w:val="1A1A1A"/>
         </w:rPr>
-        <w:t>第 2/108</w:t>
+        <w:t>704,038手</w:t>
       </w:r>
       <w:r>
         <w:rPr>
           <w:rFonts w:ascii="Microsoft YaHei" w:hAnsi="Microsoft YaHei"/>
         </w:rPr>
-        <w:t xml:space="preserve">，领涨该板块。量比 </w:t>
+        <w:t xml:space="preserve"> 远大于内盘 </w:t>
       </w:r>
       <w:r>
         <w:rPr>
@@ -798,13 +805,13 @@
           <w:b/>
           <w:color w:val="1A1A1A"/>
         </w:rPr>
-        <w:t>1.67</w:t>
+        <w:t>514,942手</w:t>
       </w:r>
       <w:r>
         <w:rPr>
           <w:rFonts w:ascii="Microsoft YaHei" w:hAnsi="Microsoft YaHei"/>
         </w:rPr>
-        <w:t xml:space="preserve"> 结合换手率 </w:t>
+        <w:t xml:space="preserve">，买盘主动性极强。该股当前 </w:t>
       </w:r>
       <w:r>
         <w:rPr>
@@ -812,13 +819,13 @@
           <w:b/>
           <w:color w:val="1A1A1A"/>
         </w:rPr>
-        <w:t>2.18%</w:t>
+        <w:t>PB仅0.69倍</w:t>
       </w:r>
       <w:r>
         <w:rPr>
           <w:rFonts w:ascii="Microsoft YaHei" w:hAnsi="Microsoft YaHei"/>
         </w:rPr>
-        <w:t xml:space="preserve">（前一交易日全日仅 0.96%），是昨日全日的 </w:t>
+        <w:t xml:space="preserve">，处于深度破净状态，估值修复动力充足。动态PE </w:t>
       </w:r>
       <w:r>
         <w:rPr>
@@ -826,77 +833,13 @@
           <w:b/>
           <w:color w:val="1A1A1A"/>
         </w:rPr>
-        <w:t>2.28 倍</w:t>
+        <w:t>22.08倍</w:t>
       </w:r>
       <w:r>
         <w:rPr>
           <w:rFonts w:ascii="Microsoft YaHei" w:hAnsi="Microsoft YaHei"/>
         </w:rPr>
-        <w:t>，属于</w:t>
-      </w:r>
-      <w:r>
-        <w:rPr>
-          <w:rFonts w:ascii="Microsoft YaHei" w:hAnsi="Microsoft YaHei"/>
-          <w:b/>
-          <w:color w:val="1A1A1A"/>
-        </w:rPr>
-        <w:t>明显的放量上涨</w:t>
-      </w:r>
-      <w:r>
-        <w:rPr>
-          <w:rFonts w:ascii="Microsoft YaHei" w:hAnsi="Microsoft YaHei"/>
-        </w:rPr>
-        <w:t>形态。</w:t>
-      </w:r>
-    </w:p>
-    <w:p>
-      <w:r>
-        <w:rPr>
-          <w:rFonts w:ascii="Microsoft YaHei" w:hAnsi="Microsoft YaHei"/>
-        </w:rPr>
-        <w:t xml:space="preserve">估值方面，PB </w:t>
-      </w:r>
-      <w:r>
-        <w:rPr>
-          <w:rFonts w:ascii="Microsoft YaHei" w:hAnsi="Microsoft YaHei"/>
-          <w:b/>
-          <w:color w:val="1A1A1A"/>
-        </w:rPr>
-        <w:t>0.69</w:t>
-      </w:r>
-      <w:r>
-        <w:rPr>
-          <w:rFonts w:ascii="Microsoft YaHei" w:hAnsi="Microsoft YaHei"/>
-        </w:rPr>
-        <w:t xml:space="preserve"> 处于</w:t>
-      </w:r>
-      <w:r>
-        <w:rPr>
-          <w:rFonts w:ascii="Microsoft YaHei" w:hAnsi="Microsoft YaHei"/>
-          <w:b/>
-          <w:color w:val="1A1A1A"/>
-        </w:rPr>
-        <w:t>破净状态</w:t>
-      </w:r>
-      <w:r>
-        <w:rPr>
-          <w:rFonts w:ascii="Microsoft YaHei" w:hAnsi="Microsoft YaHei"/>
-        </w:rPr>
-        <w:t xml:space="preserve">，动态 PE </w:t>
-      </w:r>
-      <w:r>
-        <w:rPr>
-          <w:rFonts w:ascii="Microsoft YaHei" w:hAnsi="Microsoft YaHei"/>
-          <w:b/>
-          <w:color w:val="1A1A1A"/>
-        </w:rPr>
-        <w:t>22.08</w:t>
-      </w:r>
-      <w:r>
-        <w:rPr>
-          <w:rFonts w:ascii="Microsoft YaHei" w:hAnsi="Microsoft YaHei"/>
-        </w:rPr>
-        <w:t xml:space="preserve"> 倍，相对于传统工程类企业具有一定低估吸引力。</w:t>
+        <w:t>，相较前一日日终PE（51.56倍）大幅下降，主要系盈利预期调整所致。</w:t>
       </w:r>
     </w:p>
     <w:p>
@@ -935,31 +878,279 @@
           <w:color w:val="333333"/>
           <w:sz w:val="24"/>
         </w:rPr>
-        <w:t>今日资金流向（逐分钟统计）</w:t>
+        <w:t>今日午间资金流向（逐分钟统计）</w:t>
       </w:r>
     </w:p>
+    <w:tbl>
+      <w:tblPr>
+        <w:tblStyle w:val="TableGrid"/>
+        <w:tblW w:type="auto" w:w="0"/>
+        <w:jc w:val="center"/>
+        <w:tblLayout w:type="autofit"/>
+        <w:tblLook w:firstColumn="1" w:firstRow="1" w:lastColumn="0" w:lastRow="0" w:noHBand="0" w:noVBand="1" w:val="04A0"/>
+      </w:tblPr>
+      <w:tblGrid>
+        <w:gridCol w:w="4533"/>
+        <w:gridCol w:w="4533"/>
+      </w:tblGrid>
+      <w:tr>
+        <w:tc>
+          <w:tcPr>
+            <w:tcW w:type="dxa" w:w="4533"/>
+            <w:shd w:fill="F6F8FA" w:val="clear"/>
+          </w:tcPr>
+          <w:p>
+            <w:pPr>
+              <w:spacing w:before="40" w:after="40" w:line="288" w:lineRule="auto"/>
+            </w:pPr>
+            <w:r/>
+            <w:r>
+              <w:rPr>
+                <w:rFonts w:ascii="Microsoft YaHei" w:hAnsi="Microsoft YaHei"/>
+                <w:b/>
+                <w:color w:val="1A1A1A"/>
+                <w:sz w:val="18"/>
+              </w:rPr>
+              <w:t>指标</w:t>
+            </w:r>
+          </w:p>
+        </w:tc>
+        <w:tc>
+          <w:tcPr>
+            <w:tcW w:type="dxa" w:w="4533"/>
+            <w:shd w:fill="F6F8FA" w:val="clear"/>
+          </w:tcPr>
+          <w:p>
+            <w:pPr>
+              <w:spacing w:before="40" w:after="40" w:line="288" w:lineRule="auto"/>
+            </w:pPr>
+            <w:r/>
+            <w:r>
+              <w:rPr>
+                <w:rFonts w:ascii="Microsoft YaHei" w:hAnsi="Microsoft YaHei"/>
+                <w:b/>
+                <w:color w:val="1A1A1A"/>
+                <w:sz w:val="18"/>
+              </w:rPr>
+              <w:t>数据</w:t>
+            </w:r>
+          </w:p>
+        </w:tc>
+      </w:tr>
+      <w:tr>
+        <w:tc>
+          <w:tcPr>
+            <w:tcW w:type="dxa" w:w="4533"/>
+          </w:tcPr>
+          <w:p>
+            <w:pPr>
+              <w:spacing w:before="40" w:after="40" w:line="288" w:lineRule="auto"/>
+            </w:pPr>
+            <w:r/>
+            <w:r>
+              <w:rPr>
+                <w:rFonts w:ascii="Microsoft YaHei" w:hAnsi="Microsoft YaHei"/>
+                <w:sz w:val="18"/>
+              </w:rPr>
+              <w:t>净流向</w:t>
+            </w:r>
+          </w:p>
+        </w:tc>
+        <w:tc>
+          <w:tcPr>
+            <w:tcW w:type="dxa" w:w="4533"/>
+          </w:tcPr>
+          <w:p>
+            <w:pPr>
+              <w:spacing w:before="40" w:after="40" w:line="288" w:lineRule="auto"/>
+            </w:pPr>
+            <w:r/>
+            <w:r>
+              <w:rPr>
+                <w:rFonts w:ascii="Microsoft YaHei" w:hAnsi="Microsoft YaHei"/>
+                <w:b/>
+                <w:color w:val="1A1A1A"/>
+                <w:sz w:val="18"/>
+              </w:rPr>
+              <w:t>净流入 2820.26 万元</w:t>
+            </w:r>
+          </w:p>
+        </w:tc>
+      </w:tr>
+      <w:tr>
+        <w:tc>
+          <w:tcPr>
+            <w:tcW w:type="dxa" w:w="4533"/>
+            <w:shd w:fill="F8F9FA" w:val="clear"/>
+          </w:tcPr>
+          <w:p>
+            <w:pPr>
+              <w:spacing w:before="40" w:after="40" w:line="288" w:lineRule="auto"/>
+            </w:pPr>
+            <w:r/>
+            <w:r>
+              <w:rPr>
+                <w:rFonts w:ascii="Microsoft YaHei" w:hAnsi="Microsoft YaHei"/>
+                <w:sz w:val="18"/>
+              </w:rPr>
+              <w:t>流入分钟数</w:t>
+            </w:r>
+          </w:p>
+        </w:tc>
+        <w:tc>
+          <w:tcPr>
+            <w:tcW w:type="dxa" w:w="4533"/>
+            <w:shd w:fill="F8F9FA" w:val="clear"/>
+          </w:tcPr>
+          <w:p>
+            <w:pPr>
+              <w:spacing w:before="40" w:after="40" w:line="288" w:lineRule="auto"/>
+            </w:pPr>
+            <w:r/>
+            <w:r>
+              <w:rPr>
+                <w:rFonts w:ascii="Microsoft YaHei" w:hAnsi="Microsoft YaHei"/>
+                <w:sz w:val="18"/>
+              </w:rPr>
+              <w:t>119 分钟</w:t>
+            </w:r>
+          </w:p>
+        </w:tc>
+      </w:tr>
+      <w:tr>
+        <w:tc>
+          <w:tcPr>
+            <w:tcW w:type="dxa" w:w="4533"/>
+          </w:tcPr>
+          <w:p>
+            <w:pPr>
+              <w:spacing w:before="40" w:after="40" w:line="288" w:lineRule="auto"/>
+            </w:pPr>
+            <w:r/>
+            <w:r>
+              <w:rPr>
+                <w:rFonts w:ascii="Microsoft YaHei" w:hAnsi="Microsoft YaHei"/>
+                <w:sz w:val="18"/>
+              </w:rPr>
+              <w:t>流出分钟数</w:t>
+            </w:r>
+          </w:p>
+        </w:tc>
+        <w:tc>
+          <w:tcPr>
+            <w:tcW w:type="dxa" w:w="4533"/>
+          </w:tcPr>
+          <w:p>
+            <w:pPr>
+              <w:spacing w:before="40" w:after="40" w:line="288" w:lineRule="auto"/>
+            </w:pPr>
+            <w:r/>
+            <w:r>
+              <w:rPr>
+                <w:rFonts w:ascii="Microsoft YaHei" w:hAnsi="Microsoft YaHei"/>
+                <w:sz w:val="18"/>
+              </w:rPr>
+              <w:t>87 分钟</w:t>
+            </w:r>
+          </w:p>
+        </w:tc>
+      </w:tr>
+      <w:tr>
+        <w:tc>
+          <w:tcPr>
+            <w:tcW w:type="dxa" w:w="4533"/>
+            <w:shd w:fill="F8F9FA" w:val="clear"/>
+          </w:tcPr>
+          <w:p>
+            <w:pPr>
+              <w:spacing w:before="40" w:after="40" w:line="288" w:lineRule="auto"/>
+            </w:pPr>
+            <w:r/>
+            <w:r>
+              <w:rPr>
+                <w:rFonts w:ascii="Microsoft YaHei" w:hAnsi="Microsoft YaHei"/>
+                <w:sz w:val="18"/>
+              </w:rPr>
+              <w:t>最大单分钟流入</w:t>
+            </w:r>
+          </w:p>
+        </w:tc>
+        <w:tc>
+          <w:tcPr>
+            <w:tcW w:type="dxa" w:w="4533"/>
+            <w:shd w:fill="F8F9FA" w:val="clear"/>
+          </w:tcPr>
+          <w:p>
+            <w:pPr>
+              <w:spacing w:before="40" w:after="40" w:line="288" w:lineRule="auto"/>
+            </w:pPr>
+            <w:r/>
+            <w:r>
+              <w:rPr>
+                <w:rFonts w:ascii="Microsoft YaHei" w:hAnsi="Microsoft YaHei"/>
+                <w:b/>
+                <w:color w:val="1A1A1A"/>
+                <w:sz w:val="18"/>
+              </w:rPr>
+              <w:t>661.9 万元</w:t>
+            </w:r>
+          </w:p>
+        </w:tc>
+      </w:tr>
+      <w:tr>
+        <w:tc>
+          <w:tcPr>
+            <w:tcW w:type="dxa" w:w="4533"/>
+          </w:tcPr>
+          <w:p>
+            <w:pPr>
+              <w:spacing w:before="40" w:after="40" w:line="288" w:lineRule="auto"/>
+            </w:pPr>
+            <w:r/>
+            <w:r>
+              <w:rPr>
+                <w:rFonts w:ascii="Microsoft YaHei" w:hAnsi="Microsoft YaHei"/>
+                <w:sz w:val="18"/>
+              </w:rPr>
+              <w:t>最大单分钟流出</w:t>
+            </w:r>
+          </w:p>
+        </w:tc>
+        <w:tc>
+          <w:tcPr>
+            <w:tcW w:type="dxa" w:w="4533"/>
+          </w:tcPr>
+          <w:p>
+            <w:pPr>
+              <w:spacing w:before="40" w:after="40" w:line="288" w:lineRule="auto"/>
+            </w:pPr>
+            <w:r/>
+            <w:r>
+              <w:rPr>
+                <w:rFonts w:ascii="Microsoft YaHei" w:hAnsi="Microsoft YaHei"/>
+                <w:sz w:val="18"/>
+              </w:rPr>
+              <w:t>304.0 万元</w:t>
+            </w:r>
+          </w:p>
+        </w:tc>
+      </w:tr>
+    </w:tbl>
+    <w:p/>
     <w:p>
-      <w:pPr>
-        <w:pStyle w:val="ListBullet"/>
-      </w:pPr>
       <w:r>
         <w:rPr>
           <w:rFonts w:ascii="Microsoft YaHei" w:hAnsi="Microsoft YaHei"/>
           <w:b/>
           <w:color w:val="1A1A1A"/>
         </w:rPr>
-        <w:t>净流入：+2,136.79 万元</w:t>
+        <w:t>流入时长占比 57.8%</w:t>
       </w:r>
-    </w:p>
-    <w:p>
-      <w:pPr>
-        <w:pStyle w:val="ListBullet"/>
-      </w:pPr>
       <w:r>
         <w:rPr>
           <w:rFonts w:ascii="Microsoft YaHei" w:hAnsi="Microsoft YaHei"/>
         </w:rPr>
-        <w:t>资金流入分钟数：</w:t>
+        <w:t xml:space="preserve">，资金整体呈现持续净买入态势。最大单分钟流入（661.9万）约为最大单分钟流出（304万）的 </w:t>
       </w:r>
       <w:r>
         <w:rPr>
@@ -967,71 +1158,13 @@
           <w:b/>
           <w:color w:val="1A1A1A"/>
         </w:rPr>
-        <w:t>62</w:t>
+        <w:t>2.18倍</w:t>
       </w:r>
       <w:r>
         <w:rPr>
           <w:rFonts w:ascii="Microsoft YaHei" w:hAnsi="Microsoft YaHei"/>
         </w:rPr>
-        <w:t xml:space="preserve"> 分钟 / 流出：</w:t>
-      </w:r>
-      <w:r>
-        <w:rPr>
-          <w:rFonts w:ascii="Microsoft YaHei" w:hAnsi="Microsoft YaHei"/>
-          <w:b/>
-          <w:color w:val="1A1A1A"/>
-        </w:rPr>
-        <w:t>51</w:t>
-      </w:r>
-      <w:r>
-        <w:rPr>
-          <w:rFonts w:ascii="Microsoft YaHei" w:hAnsi="Microsoft YaHei"/>
-        </w:rPr>
-        <w:t xml:space="preserve"> 分钟</w:t>
-      </w:r>
-    </w:p>
-    <w:p>
-      <w:pPr>
-        <w:pStyle w:val="ListBullet"/>
-      </w:pPr>
-      <w:r>
-        <w:rPr>
-          <w:rFonts w:ascii="Microsoft YaHei" w:hAnsi="Microsoft YaHei"/>
-        </w:rPr>
-        <w:t>最大单分钟流入：</w:t>
-      </w:r>
-      <w:r>
-        <w:rPr>
-          <w:rFonts w:ascii="Microsoft YaHei" w:hAnsi="Microsoft YaHei"/>
-          <w:b/>
-          <w:color w:val="1A1A1A"/>
-        </w:rPr>
-        <w:t>661.9 万</w:t>
-      </w:r>
-      <w:r>
-        <w:rPr>
-          <w:rFonts w:ascii="Microsoft YaHei" w:hAnsi="Microsoft YaHei"/>
-        </w:rPr>
-        <w:t xml:space="preserve"> / 最大单分钟流出：</w:t>
-      </w:r>
-      <w:r>
-        <w:rPr>
-          <w:rFonts w:ascii="Microsoft YaHei" w:hAnsi="Microsoft YaHei"/>
-          <w:b/>
-          <w:color w:val="1A1A1A"/>
-        </w:rPr>
-        <w:t>304.0 万</w:t>
-      </w:r>
-    </w:p>
-    <w:p>
-      <w:pPr>
-        <w:pStyle w:val="ListBullet"/>
-      </w:pPr>
-      <w:r>
-        <w:rPr>
-          <w:rFonts w:ascii="Microsoft YaHei" w:hAnsi="Microsoft YaHei"/>
-        </w:rPr>
-        <w:t>流入强度明显占优</w:t>
+        <w:t>，资金承接力度强劲。</w:t>
       </w:r>
     </w:p>
     <w:p>
@@ -1045,7 +1178,7 @@
           <w:color w:val="333333"/>
           <w:sz w:val="24"/>
         </w:rPr>
-        <w:t>上一交易日资金细分（元）</w:t>
+        <w:t>上一个交易日资金细分</w:t>
       </w:r>
     </w:p>
     <w:tbl>
@@ -1101,7 +1234,7 @@
                 <w:color w:val="1A1A1A"/>
                 <w:sz w:val="18"/>
               </w:rPr>
-              <w:t>净额</w:t>
+              <w:t>净额（元）</w:t>
             </w:r>
           </w:p>
         </w:tc>
@@ -1122,7 +1255,7 @@
                 <w:color w:val="1A1A1A"/>
                 <w:sz w:val="18"/>
               </w:rPr>
-              <w:t>买入</w:t>
+              <w:t>买入（元）</w:t>
             </w:r>
           </w:p>
         </w:tc>
@@ -1143,7 +1276,7 @@
                 <w:color w:val="1A1A1A"/>
                 <w:sz w:val="18"/>
               </w:rPr>
-              <w:t>卖出</w:t>
+              <w:t>卖出（元）</w:t>
             </w:r>
           </w:p>
         </w:tc>
@@ -1183,7 +1316,7 @@
                 <w:color w:val="1A1A1A"/>
                 <w:sz w:val="18"/>
               </w:rPr>
-              <w:t>+970.19 万</w:t>
+              <w:t>+10,718,691</w:t>
             </w:r>
           </w:p>
         </w:tc>
@@ -1201,7 +1334,7 @@
                 <w:rFonts w:ascii="Microsoft YaHei" w:hAnsi="Microsoft YaHei"/>
                 <w:sz w:val="18"/>
               </w:rPr>
-              <w:t>3,345.90 万</w:t>
+              <w:t>41,128,732</w:t>
             </w:r>
           </w:p>
         </w:tc>
@@ -1219,7 +1352,7 @@
                 <w:rFonts w:ascii="Microsoft YaHei" w:hAnsi="Microsoft YaHei"/>
                 <w:sz w:val="18"/>
               </w:rPr>
-              <w:t>2,375.71 万</w:t>
+              <w:t>30,410,041</w:t>
             </w:r>
           </w:p>
         </w:tc>
@@ -1261,7 +1394,7 @@
                 <w:color w:val="1A1A1A"/>
                 <w:sz w:val="18"/>
               </w:rPr>
-              <w:t>+783.05 万</w:t>
+              <w:t>+10,151,505</w:t>
             </w:r>
           </w:p>
         </w:tc>
@@ -1280,7 +1413,7 @@
                 <w:rFonts w:ascii="Microsoft YaHei" w:hAnsi="Microsoft YaHei"/>
                 <w:sz w:val="18"/>
               </w:rPr>
-              <w:t>2,833.27 万</w:t>
+              <w:t>39,896,937</w:t>
             </w:r>
           </w:p>
         </w:tc>
@@ -1299,7 +1432,7 @@
                 <w:rFonts w:ascii="Microsoft YaHei" w:hAnsi="Microsoft YaHei"/>
                 <w:sz w:val="18"/>
               </w:rPr>
-              <w:t>2,050.22 万</w:t>
+              <w:t>29,745,432</w:t>
             </w:r>
           </w:p>
         </w:tc>
@@ -1339,7 +1472,7 @@
                 <w:color w:val="1A1A1A"/>
                 <w:sz w:val="18"/>
               </w:rPr>
-              <w:t>+383.55 万</w:t>
+              <w:t>+7,302,780</w:t>
             </w:r>
           </w:p>
         </w:tc>
@@ -1357,7 +1490,7 @@
                 <w:rFonts w:ascii="Microsoft YaHei" w:hAnsi="Microsoft YaHei"/>
                 <w:sz w:val="18"/>
               </w:rPr>
-              <w:t>1,139.52 万</w:t>
+              <w:t>18,923,680</w:t>
             </w:r>
           </w:p>
         </w:tc>
@@ -1375,7 +1508,7 @@
                 <w:rFonts w:ascii="Microsoft YaHei" w:hAnsi="Microsoft YaHei"/>
                 <w:sz w:val="18"/>
               </w:rPr>
-              <w:t>755.97 万</w:t>
+              <w:t>11,620,900</w:t>
             </w:r>
           </w:p>
         </w:tc>
@@ -1419,7 +1552,7 @@
                 <w:color w:val="1A1A1A"/>
                 <w:sz w:val="18"/>
               </w:rPr>
-              <w:t>+2,136.79 万</w:t>
+              <w:t>+28,172,976</w:t>
             </w:r>
           </w:p>
         </w:tc>
@@ -1469,7 +1602,7 @@
         <w:rPr>
           <w:rFonts w:ascii="Microsoft YaHei" w:hAnsi="Microsoft YaHei"/>
         </w:rPr>
-        <w:t>大单、中单、小单</w:t>
+        <w:t>上一个交易日各资金层级均呈现净流入，</w:t>
       </w:r>
       <w:r>
         <w:rPr>
@@ -1477,27 +1610,13 @@
           <w:b/>
           <w:color w:val="1A1A1A"/>
         </w:rPr>
-        <w:t>全线净流入</w:t>
+        <w:t>大单和中单资金同步入场</w:t>
       </w:r>
       <w:r>
         <w:rPr>
           <w:rFonts w:ascii="Microsoft YaHei" w:hAnsi="Microsoft YaHei"/>
         </w:rPr>
-        <w:t xml:space="preserve">，主力大单净流入 </w:t>
-      </w:r>
-      <w:r>
-        <w:rPr>
-          <w:rFonts w:ascii="Microsoft YaHei" w:hAnsi="Microsoft YaHei"/>
-          <w:b/>
-          <w:color w:val="1A1A1A"/>
-        </w:rPr>
-        <w:t>970 万元</w:t>
-      </w:r>
-      <w:r>
-        <w:rPr>
-          <w:rFonts w:ascii="Microsoft YaHei" w:hAnsi="Microsoft YaHei"/>
-        </w:rPr>
-        <w:t>为最大贡献。今日延续此格局，资金持续流入。</w:t>
+        <w:t>，今日午间延续净流入趋势，资金面配合良好。</w:t>
       </w:r>
     </w:p>
     <w:p>
@@ -1511,532 +1630,7 @@
           <w:color w:val="333333"/>
           <w:sz w:val="24"/>
         </w:rPr>
-        <w:t>融资融券（前一交易日终）</w:t>
-      </w:r>
-    </w:p>
-    <w:p>
-      <w:pPr>
-        <w:pStyle w:val="ListBullet"/>
-      </w:pPr>
-      <w:r>
-        <w:rPr>
-          <w:rFonts w:ascii="Microsoft YaHei" w:hAnsi="Microsoft YaHei"/>
-        </w:rPr>
-        <w:t>融资余额：</w:t>
-      </w:r>
-      <w:r>
-        <w:rPr>
-          <w:rFonts w:ascii="Microsoft YaHei" w:hAnsi="Microsoft YaHei"/>
-          <w:b/>
-          <w:color w:val="1A1A1A"/>
-        </w:rPr>
-        <w:t>3.81 亿</w:t>
-      </w:r>
-      <w:r>
-        <w:rPr>
-          <w:rFonts w:ascii="Microsoft YaHei" w:hAnsi="Microsoft YaHei"/>
-        </w:rPr>
-        <w:t xml:space="preserve">（较前日 </w:t>
-      </w:r>
-      <w:r>
-        <w:rPr>
-          <w:rFonts w:ascii="Microsoft YaHei" w:hAnsi="Microsoft YaHei"/>
-          <w:b/>
-          <w:color w:val="1A1A1A"/>
-        </w:rPr>
-        <w:t>-0.35%</w:t>
-      </w:r>
-      <w:r>
-        <w:rPr>
-          <w:rFonts w:ascii="Microsoft YaHei" w:hAnsi="Microsoft YaHei"/>
-        </w:rPr>
-        <w:t>）</w:t>
-      </w:r>
-    </w:p>
-    <w:p>
-      <w:pPr>
-        <w:pStyle w:val="ListBullet"/>
-      </w:pPr>
-      <w:r>
-        <w:rPr>
-          <w:rFonts w:ascii="Microsoft YaHei" w:hAnsi="Microsoft YaHei"/>
-        </w:rPr>
-        <w:t>融券余额：</w:t>
-      </w:r>
-      <w:r>
-        <w:rPr>
-          <w:rFonts w:ascii="Microsoft YaHei" w:hAnsi="Microsoft YaHei"/>
-          <w:b/>
-          <w:color w:val="1A1A1A"/>
-        </w:rPr>
-        <w:t>0.02 亿</w:t>
-      </w:r>
-      <w:r>
-        <w:rPr>
-          <w:rFonts w:ascii="Microsoft YaHei" w:hAnsi="Microsoft YaHei"/>
-        </w:rPr>
-        <w:t xml:space="preserve">（较前日 </w:t>
-      </w:r>
-      <w:r>
-        <w:rPr>
-          <w:rFonts w:ascii="Microsoft YaHei" w:hAnsi="Microsoft YaHei"/>
-          <w:b/>
-          <w:color w:val="1A1A1A"/>
-        </w:rPr>
-        <w:t>+1.40%</w:t>
-      </w:r>
-      <w:r>
-        <w:rPr>
-          <w:rFonts w:ascii="Microsoft YaHei" w:hAnsi="Microsoft YaHei"/>
-        </w:rPr>
-        <w:t>）</w:t>
-      </w:r>
-    </w:p>
-    <w:p>
-      <w:pPr>
-        <w:pStyle w:val="ListBullet"/>
-      </w:pPr>
-      <w:r>
-        <w:rPr>
-          <w:rFonts w:ascii="Microsoft YaHei" w:hAnsi="Microsoft YaHei"/>
-        </w:rPr>
-        <w:t>融资买入：</w:t>
-      </w:r>
-      <w:r>
-        <w:rPr>
-          <w:rFonts w:ascii="Microsoft YaHei" w:hAnsi="Microsoft YaHei"/>
-          <w:b/>
-          <w:color w:val="1A1A1A"/>
-        </w:rPr>
-        <w:t>1,088.46 万元</w:t>
-      </w:r>
-      <w:r>
-        <w:rPr>
-          <w:rFonts w:ascii="Microsoft YaHei" w:hAnsi="Microsoft YaHei"/>
-        </w:rPr>
-        <w:t xml:space="preserve">，占流通市值比例 </w:t>
-      </w:r>
-      <w:r>
-        <w:rPr>
-          <w:rFonts w:ascii="Microsoft YaHei" w:hAnsi="Microsoft YaHei"/>
-          <w:b/>
-          <w:color w:val="1A1A1A"/>
-        </w:rPr>
-        <w:t>2.07%</w:t>
-      </w:r>
-      <w:r>
-        <w:rPr>
-          <w:rFonts w:ascii="Microsoft YaHei" w:hAnsi="Microsoft YaHei"/>
-        </w:rPr>
-        <w:t>，超过近一年 50% 分位</w:t>
-      </w:r>
-    </w:p>
-    <w:p>
-      <w:r>
-        <w:rPr>
-          <w:rFonts w:ascii="Microsoft YaHei" w:hAnsi="Microsoft YaHei"/>
-        </w:rPr>
-        <w:t>融资余额小幅缩减，但整体体量稳定，杠杆资金无明显离场迹象。</w:t>
-      </w:r>
-    </w:p>
-    <w:p>
-      <w:pPr>
-        <w:spacing w:before="240" w:after="240"/>
-        <w:pBdr>
-          <w:bottom w:val="single" w:sz="4" w:space="1" w:color="D0D7DE"/>
-        </w:pBdr>
-      </w:pPr>
-    </w:p>
-    <w:p>
-      <w:pPr>
-        <w:spacing w:before="360" w:after="80" w:line="288" w:lineRule="auto"/>
-        <w:pBdr>
-          <w:bottom w:val="single" w:sz="4" w:space="4" w:color="D0D7DE"/>
-        </w:pBdr>
-      </w:pPr>
-      <w:r>
-        <w:rPr>
-          <w:rFonts w:ascii="Microsoft YaHei" w:hAnsi="Microsoft YaHei"/>
-          <w:b/>
-          <w:color w:val="1A1A1A"/>
-          <w:sz w:val="28"/>
-        </w:rPr>
-        <w:t>技术面</w:t>
-      </w:r>
-    </w:p>
-    <w:p>
-      <w:pPr>
-        <w:spacing w:before="280" w:after="80" w:line="312" w:lineRule="auto"/>
-      </w:pPr>
-      <w:r>
-        <w:rPr>
-          <w:rFonts w:ascii="Microsoft YaHei" w:hAnsi="Microsoft YaHei"/>
-          <w:b/>
-          <w:color w:val="333333"/>
-          <w:sz w:val="24"/>
-        </w:rPr>
-        <w:t>均线系统</w:t>
-      </w:r>
-    </w:p>
-    <w:tbl>
-      <w:tblPr>
-        <w:tblStyle w:val="TableGrid"/>
-        <w:tblW w:type="auto" w:w="0"/>
-        <w:jc w:val="center"/>
-        <w:tblLayout w:type="autofit"/>
-        <w:tblLook w:firstColumn="1" w:firstRow="1" w:lastColumn="0" w:lastRow="0" w:noHBand="0" w:noVBand="1" w:val="04A0"/>
-      </w:tblPr>
-      <w:tblGrid>
-        <w:gridCol w:w="2266"/>
-        <w:gridCol w:w="2266"/>
-        <w:gridCol w:w="2266"/>
-        <w:gridCol w:w="2266"/>
-      </w:tblGrid>
-      <w:tr>
-        <w:tc>
-          <w:tcPr>
-            <w:tcW w:type="dxa" w:w="2266"/>
-            <w:shd w:fill="F6F8FA" w:val="clear"/>
-          </w:tcPr>
-          <w:p>
-            <w:pPr>
-              <w:spacing w:before="40" w:after="40" w:line="288" w:lineRule="auto"/>
-            </w:pPr>
-            <w:r/>
-            <w:r>
-              <w:rPr>
-                <w:rFonts w:ascii="Microsoft YaHei" w:hAnsi="Microsoft YaHei"/>
-                <w:b/>
-                <w:color w:val="1A1A1A"/>
-                <w:sz w:val="18"/>
-              </w:rPr>
-              <w:t>均线</w:t>
-            </w:r>
-          </w:p>
-        </w:tc>
-        <w:tc>
-          <w:tcPr>
-            <w:tcW w:type="dxa" w:w="2266"/>
-            <w:shd w:fill="F6F8FA" w:val="clear"/>
-          </w:tcPr>
-          <w:p>
-            <w:pPr>
-              <w:spacing w:before="40" w:after="40" w:line="288" w:lineRule="auto"/>
-            </w:pPr>
-            <w:r/>
-            <w:r>
-              <w:rPr>
-                <w:rFonts w:ascii="Microsoft YaHei" w:hAnsi="Microsoft YaHei"/>
-                <w:b/>
-                <w:color w:val="1A1A1A"/>
-                <w:sz w:val="18"/>
-              </w:rPr>
-              <w:t>价格</w:t>
-            </w:r>
-          </w:p>
-        </w:tc>
-        <w:tc>
-          <w:tcPr>
-            <w:tcW w:type="dxa" w:w="2266"/>
-            <w:shd w:fill="F6F8FA" w:val="clear"/>
-          </w:tcPr>
-          <w:p>
-            <w:pPr>
-              <w:spacing w:before="40" w:after="40" w:line="288" w:lineRule="auto"/>
-            </w:pPr>
-            <w:r/>
-            <w:r>
-              <w:rPr>
-                <w:rFonts w:ascii="Microsoft YaHei" w:hAnsi="Microsoft YaHei"/>
-                <w:b/>
-                <w:color w:val="1A1A1A"/>
-                <w:sz w:val="18"/>
-              </w:rPr>
-              <w:t>当前价偏离度</w:t>
-            </w:r>
-          </w:p>
-        </w:tc>
-        <w:tc>
-          <w:tcPr>
-            <w:tcW w:type="dxa" w:w="2266"/>
-            <w:shd w:fill="F6F8FA" w:val="clear"/>
-          </w:tcPr>
-          <w:p>
-            <w:pPr>
-              <w:spacing w:before="40" w:after="40" w:line="288" w:lineRule="auto"/>
-            </w:pPr>
-            <w:r/>
-            <w:r>
-              <w:rPr>
-                <w:rFonts w:ascii="Microsoft YaHei" w:hAnsi="Microsoft YaHei"/>
-                <w:b/>
-                <w:color w:val="1A1A1A"/>
-                <w:sz w:val="18"/>
-              </w:rPr>
-              <w:t>状态</w:t>
-            </w:r>
-          </w:p>
-        </w:tc>
-      </w:tr>
-      <w:tr>
-        <w:tc>
-          <w:tcPr>
-            <w:tcW w:type="dxa" w:w="2266"/>
-          </w:tcPr>
-          <w:p>
-            <w:pPr>
-              <w:spacing w:before="40" w:after="40" w:line="288" w:lineRule="auto"/>
-            </w:pPr>
-            <w:r/>
-            <w:r>
-              <w:rPr>
-                <w:rFonts w:ascii="Microsoft YaHei" w:hAnsi="Microsoft YaHei"/>
-                <w:sz w:val="18"/>
-              </w:rPr>
-              <w:t>MA5</w:t>
-            </w:r>
-          </w:p>
-        </w:tc>
-        <w:tc>
-          <w:tcPr>
-            <w:tcW w:type="dxa" w:w="2266"/>
-          </w:tcPr>
-          <w:p>
-            <w:pPr>
-              <w:spacing w:before="40" w:after="40" w:line="288" w:lineRule="auto"/>
-            </w:pPr>
-            <w:r/>
-            <w:r>
-              <w:rPr>
-                <w:rFonts w:ascii="Microsoft YaHei" w:hAnsi="Microsoft YaHei"/>
-                <w:b/>
-                <w:color w:val="1A1A1A"/>
-                <w:sz w:val="18"/>
-              </w:rPr>
-              <w:t>3.33 元</w:t>
-            </w:r>
-          </w:p>
-        </w:tc>
-        <w:tc>
-          <w:tcPr>
-            <w:tcW w:type="dxa" w:w="2266"/>
-          </w:tcPr>
-          <w:p>
-            <w:pPr>
-              <w:spacing w:before="40" w:after="40" w:line="288" w:lineRule="auto"/>
-            </w:pPr>
-            <w:r/>
-            <w:r>
-              <w:rPr>
-                <w:rFonts w:ascii="Microsoft YaHei" w:hAnsi="Microsoft YaHei"/>
-                <w:b/>
-                <w:color w:val="1A1A1A"/>
-                <w:sz w:val="18"/>
-              </w:rPr>
-              <w:t>0.0%</w:t>
-            </w:r>
-            <w:r>
-              <w:rPr>
-                <w:rFonts w:ascii="Microsoft YaHei" w:hAnsi="Microsoft YaHei"/>
-                <w:sz w:val="18"/>
-              </w:rPr>
-              <w:t>（持平）</w:t>
-            </w:r>
-          </w:p>
-        </w:tc>
-        <w:tc>
-          <w:tcPr>
-            <w:tcW w:type="dxa" w:w="2266"/>
-          </w:tcPr>
-          <w:p>
-            <w:pPr>
-              <w:spacing w:before="40" w:after="40" w:line="288" w:lineRule="auto"/>
-            </w:pPr>
-            <w:r/>
-            <w:r>
-              <w:rPr>
-                <w:rFonts w:ascii="Microsoft YaHei" w:hAnsi="Microsoft YaHei"/>
-                <w:sz w:val="18"/>
-              </w:rPr>
-              <w:t>股价站稳 MA5</w:t>
-            </w:r>
-          </w:p>
-        </w:tc>
-      </w:tr>
-      <w:tr>
-        <w:tc>
-          <w:tcPr>
-            <w:tcW w:type="dxa" w:w="2266"/>
-            <w:shd w:fill="F8F9FA" w:val="clear"/>
-          </w:tcPr>
-          <w:p>
-            <w:pPr>
-              <w:spacing w:before="40" w:after="40" w:line="288" w:lineRule="auto"/>
-            </w:pPr>
-            <w:r/>
-            <w:r>
-              <w:rPr>
-                <w:rFonts w:ascii="Microsoft YaHei" w:hAnsi="Microsoft YaHei"/>
-                <w:sz w:val="18"/>
-              </w:rPr>
-              <w:t>MA10</w:t>
-            </w:r>
-          </w:p>
-        </w:tc>
-        <w:tc>
-          <w:tcPr>
-            <w:tcW w:type="dxa" w:w="2266"/>
-            <w:shd w:fill="F8F9FA" w:val="clear"/>
-          </w:tcPr>
-          <w:p>
-            <w:pPr>
-              <w:spacing w:before="40" w:after="40" w:line="288" w:lineRule="auto"/>
-            </w:pPr>
-            <w:r/>
-            <w:r>
-              <w:rPr>
-                <w:rFonts w:ascii="Microsoft YaHei" w:hAnsi="Microsoft YaHei"/>
-                <w:b/>
-                <w:color w:val="1A1A1A"/>
-                <w:sz w:val="18"/>
-              </w:rPr>
-              <w:t>3.28 元</w:t>
-            </w:r>
-          </w:p>
-        </w:tc>
-        <w:tc>
-          <w:tcPr>
-            <w:tcW w:type="dxa" w:w="2266"/>
-            <w:shd w:fill="F8F9FA" w:val="clear"/>
-          </w:tcPr>
-          <w:p>
-            <w:pPr>
-              <w:spacing w:before="40" w:after="40" w:line="288" w:lineRule="auto"/>
-            </w:pPr>
-            <w:r/>
-            <w:r>
-              <w:rPr>
-                <w:rFonts w:ascii="Microsoft YaHei" w:hAnsi="Microsoft YaHei"/>
-                <w:b/>
-                <w:color w:val="1A1A1A"/>
-                <w:sz w:val="18"/>
-              </w:rPr>
-              <w:t>+1.5%</w:t>
-            </w:r>
-          </w:p>
-        </w:tc>
-        <w:tc>
-          <w:tcPr>
-            <w:tcW w:type="dxa" w:w="2266"/>
-            <w:shd w:fill="F8F9FA" w:val="clear"/>
-          </w:tcPr>
-          <w:p>
-            <w:pPr>
-              <w:spacing w:before="40" w:after="40" w:line="288" w:lineRule="auto"/>
-            </w:pPr>
-            <w:r/>
-            <w:r>
-              <w:rPr>
-                <w:rFonts w:ascii="Microsoft YaHei" w:hAnsi="Microsoft YaHei"/>
-                <w:sz w:val="18"/>
-              </w:rPr>
-              <w:t>有效突破 MA10</w:t>
-            </w:r>
-          </w:p>
-        </w:tc>
-      </w:tr>
-      <w:tr>
-        <w:tc>
-          <w:tcPr>
-            <w:tcW w:type="dxa" w:w="2266"/>
-          </w:tcPr>
-          <w:p>
-            <w:pPr>
-              <w:spacing w:before="40" w:after="40" w:line="288" w:lineRule="auto"/>
-            </w:pPr>
-            <w:r/>
-            <w:r>
-              <w:rPr>
-                <w:rFonts w:ascii="Microsoft YaHei" w:hAnsi="Microsoft YaHei"/>
-                <w:sz w:val="18"/>
-              </w:rPr>
-              <w:t>MA20 / 布林中轨</w:t>
-            </w:r>
-          </w:p>
-        </w:tc>
-        <w:tc>
-          <w:tcPr>
-            <w:tcW w:type="dxa" w:w="2266"/>
-          </w:tcPr>
-          <w:p>
-            <w:pPr>
-              <w:spacing w:before="40" w:after="40" w:line="288" w:lineRule="auto"/>
-            </w:pPr>
-            <w:r/>
-            <w:r>
-              <w:rPr>
-                <w:rFonts w:ascii="Microsoft YaHei" w:hAnsi="Microsoft YaHei"/>
-                <w:b/>
-                <w:color w:val="1A1A1A"/>
-                <w:sz w:val="18"/>
-              </w:rPr>
-              <w:t>3.20 元</w:t>
-            </w:r>
-          </w:p>
-        </w:tc>
-        <w:tc>
-          <w:tcPr>
-            <w:tcW w:type="dxa" w:w="2266"/>
-          </w:tcPr>
-          <w:p>
-            <w:pPr>
-              <w:spacing w:before="40" w:after="40" w:line="288" w:lineRule="auto"/>
-            </w:pPr>
-            <w:r/>
-            <w:r>
-              <w:rPr>
-                <w:rFonts w:ascii="Microsoft YaHei" w:hAnsi="Microsoft YaHei"/>
-                <w:b/>
-                <w:color w:val="1A1A1A"/>
-                <w:sz w:val="18"/>
-              </w:rPr>
-              <w:t>+4.1%</w:t>
-            </w:r>
-          </w:p>
-        </w:tc>
-        <w:tc>
-          <w:tcPr>
-            <w:tcW w:type="dxa" w:w="2266"/>
-          </w:tcPr>
-          <w:p>
-            <w:pPr>
-              <w:spacing w:before="40" w:after="40" w:line="288" w:lineRule="auto"/>
-            </w:pPr>
-            <w:r/>
-            <w:r>
-              <w:rPr>
-                <w:rFonts w:ascii="Microsoft YaHei" w:hAnsi="Microsoft YaHei"/>
-                <w:sz w:val="18"/>
-              </w:rPr>
-              <w:t>明显站上中轨</w:t>
-            </w:r>
-          </w:p>
-        </w:tc>
-      </w:tr>
-    </w:tbl>
-    <w:p/>
-    <w:p>
-      <w:pPr>
-        <w:spacing w:before="280" w:after="80" w:line="312" w:lineRule="auto"/>
-      </w:pPr>
-      <w:r>
-        <w:rPr>
-          <w:rFonts w:ascii="Microsoft YaHei" w:hAnsi="Microsoft YaHei"/>
-          <w:b/>
-          <w:color w:val="333333"/>
-          <w:sz w:val="24"/>
-        </w:rPr>
-        <w:t>布林带</w:t>
+        <w:t>融资融券（前一交易日）</w:t>
       </w:r>
     </w:p>
     <w:tbl>
@@ -2091,7 +1685,7 @@
                 <w:color w:val="1A1A1A"/>
                 <w:sz w:val="18"/>
               </w:rPr>
-              <w:t>数值</w:t>
+              <w:t>数据</w:t>
             </w:r>
           </w:p>
         </w:tc>
@@ -2112,7 +1706,7 @@
                 <w:color w:val="1A1A1A"/>
                 <w:sz w:val="18"/>
               </w:rPr>
-              <w:t>位置判断</w:t>
+              <w:t>较前日变化</w:t>
             </w:r>
           </w:p>
         </w:tc>
@@ -2132,7 +1726,7 @@
                 <w:rFonts w:ascii="Microsoft YaHei" w:hAnsi="Microsoft YaHei"/>
                 <w:sz w:val="18"/>
               </w:rPr>
-              <w:t>布林上轨</w:t>
+              <w:t>融资余额</w:t>
             </w:r>
           </w:p>
         </w:tc>
@@ -2152,7 +1746,7 @@
                 <w:color w:val="1A1A1A"/>
                 <w:sz w:val="18"/>
               </w:rPr>
-              <w:t>3.42 元</w:t>
+              <w:t>3.81 亿元</w:t>
             </w:r>
           </w:p>
         </w:tc>
@@ -2168,18 +1762,11 @@
             <w:r>
               <w:rPr>
                 <w:rFonts w:ascii="Microsoft YaHei" w:hAnsi="Microsoft YaHei"/>
-                <w:sz w:val="18"/>
-              </w:rPr>
-              <w:t xml:space="preserve">距当前价约 </w:t>
-            </w:r>
-            <w:r>
-              <w:rPr>
-                <w:rFonts w:ascii="Microsoft YaHei" w:hAnsi="Microsoft YaHei"/>
                 <w:b/>
                 <w:color w:val="1A1A1A"/>
                 <w:sz w:val="18"/>
               </w:rPr>
-              <w:t>+2.7%</w:t>
+              <w:t>-0.35%</w:t>
             </w:r>
           </w:p>
         </w:tc>
@@ -2200,7 +1787,7 @@
                 <w:rFonts w:ascii="Microsoft YaHei" w:hAnsi="Microsoft YaHei"/>
                 <w:sz w:val="18"/>
               </w:rPr>
-              <w:t>布林中轨（MA20）</w:t>
+              <w:t>融券余额</w:t>
             </w:r>
           </w:p>
         </w:tc>
@@ -2221,7 +1808,7 @@
                 <w:color w:val="1A1A1A"/>
                 <w:sz w:val="18"/>
               </w:rPr>
-              <w:t>3.20 元</w:t>
+              <w:t>0.02 亿元</w:t>
             </w:r>
           </w:p>
         </w:tc>
@@ -2238,9 +1825,124 @@
             <w:r>
               <w:rPr>
                 <w:rFonts w:ascii="Microsoft YaHei" w:hAnsi="Microsoft YaHei"/>
+                <w:b/>
+                <w:color w:val="1A1A1A"/>
                 <w:sz w:val="18"/>
               </w:rPr>
-              <w:t>下方支撑</w:t>
+              <w:t>+1.40%</w:t>
+            </w:r>
+          </w:p>
+        </w:tc>
+      </w:tr>
+    </w:tbl>
+    <w:p/>
+    <w:p>
+      <w:r>
+        <w:rPr>
+          <w:rFonts w:ascii="Microsoft YaHei" w:hAnsi="Microsoft YaHei"/>
+        </w:rPr>
+        <w:t>融资余额小幅缩减，融券余额变化极微，总体杠杆资金情绪稳定。</w:t>
+      </w:r>
+    </w:p>
+    <w:p>
+      <w:pPr>
+        <w:spacing w:before="240" w:after="240"/>
+        <w:pBdr>
+          <w:bottom w:val="single" w:sz="4" w:space="1" w:color="D0D7DE"/>
+        </w:pBdr>
+      </w:pPr>
+    </w:p>
+    <w:p>
+      <w:pPr>
+        <w:spacing w:before="360" w:after="80" w:line="288" w:lineRule="auto"/>
+        <w:pBdr>
+          <w:bottom w:val="single" w:sz="4" w:space="4" w:color="D0D7DE"/>
+        </w:pBdr>
+      </w:pPr>
+      <w:r>
+        <w:rPr>
+          <w:rFonts w:ascii="Microsoft YaHei" w:hAnsi="Microsoft YaHei"/>
+          <w:b/>
+          <w:color w:val="1A1A1A"/>
+          <w:sz w:val="28"/>
+        </w:rPr>
+        <w:t>技术面</w:t>
+      </w:r>
+    </w:p>
+    <w:tbl>
+      <w:tblPr>
+        <w:tblStyle w:val="TableGrid"/>
+        <w:tblW w:type="auto" w:w="0"/>
+        <w:jc w:val="center"/>
+        <w:tblLayout w:type="autofit"/>
+        <w:tblLook w:firstColumn="1" w:firstRow="1" w:lastColumn="0" w:lastRow="0" w:noHBand="0" w:noVBand="1" w:val="04A0"/>
+      </w:tblPr>
+      <w:tblGrid>
+        <w:gridCol w:w="3022"/>
+        <w:gridCol w:w="3022"/>
+        <w:gridCol w:w="3022"/>
+      </w:tblGrid>
+      <w:tr>
+        <w:tc>
+          <w:tcPr>
+            <w:tcW w:type="dxa" w:w="3022"/>
+            <w:shd w:fill="F6F8FA" w:val="clear"/>
+          </w:tcPr>
+          <w:p>
+            <w:pPr>
+              <w:spacing w:before="40" w:after="40" w:line="288" w:lineRule="auto"/>
+            </w:pPr>
+            <w:r/>
+            <w:r>
+              <w:rPr>
+                <w:rFonts w:ascii="Microsoft YaHei" w:hAnsi="Microsoft YaHei"/>
+                <w:b/>
+                <w:color w:val="1A1A1A"/>
+                <w:sz w:val="18"/>
+              </w:rPr>
+              <w:t>技术指标</w:t>
+            </w:r>
+          </w:p>
+        </w:tc>
+        <w:tc>
+          <w:tcPr>
+            <w:tcW w:type="dxa" w:w="3022"/>
+            <w:shd w:fill="F6F8FA" w:val="clear"/>
+          </w:tcPr>
+          <w:p>
+            <w:pPr>
+              <w:spacing w:before="40" w:after="40" w:line="288" w:lineRule="auto"/>
+            </w:pPr>
+            <w:r/>
+            <w:r>
+              <w:rPr>
+                <w:rFonts w:ascii="Microsoft YaHei" w:hAnsi="Microsoft YaHei"/>
+                <w:b/>
+                <w:color w:val="1A1A1A"/>
+                <w:sz w:val="18"/>
+              </w:rPr>
+              <w:t>位置</w:t>
+            </w:r>
+          </w:p>
+        </w:tc>
+        <w:tc>
+          <w:tcPr>
+            <w:tcW w:type="dxa" w:w="3022"/>
+            <w:shd w:fill="F6F8FA" w:val="clear"/>
+          </w:tcPr>
+          <w:p>
+            <w:pPr>
+              <w:spacing w:before="40" w:after="40" w:line="288" w:lineRule="auto"/>
+            </w:pPr>
+            <w:r/>
+            <w:r>
+              <w:rPr>
+                <w:rFonts w:ascii="Microsoft YaHei" w:hAnsi="Microsoft YaHei"/>
+                <w:b/>
+                <w:color w:val="1A1A1A"/>
+                <w:sz w:val="18"/>
+              </w:rPr>
+              <w:t>偏离度</w:t>
             </w:r>
           </w:p>
         </w:tc>
@@ -2260,7 +1962,25 @@
                 <w:rFonts w:ascii="Microsoft YaHei" w:hAnsi="Microsoft YaHei"/>
                 <w:sz w:val="18"/>
               </w:rPr>
-              <w:t>布林下轨</w:t>
+              <w:t>MA5（约3.33）</w:t>
+            </w:r>
+          </w:p>
+        </w:tc>
+        <w:tc>
+          <w:tcPr>
+            <w:tcW w:type="dxa" w:w="3022"/>
+          </w:tcPr>
+          <w:p>
+            <w:pPr>
+              <w:spacing w:before="40" w:after="40" w:line="288" w:lineRule="auto"/>
+            </w:pPr>
+            <w:r/>
+            <w:r>
+              <w:rPr>
+                <w:rFonts w:ascii="Microsoft YaHei" w:hAnsi="Microsoft YaHei"/>
+                <w:sz w:val="18"/>
+              </w:rPr>
+              <w:t>当前价3.33</w:t>
             </w:r>
           </w:p>
         </w:tc>
@@ -2280,7 +2000,88 @@
                 <w:color w:val="1A1A1A"/>
                 <w:sz w:val="18"/>
               </w:rPr>
-              <w:t>2.98 元</w:t>
+              <w:t>贴近 0.0%</w:t>
+            </w:r>
+          </w:p>
+        </w:tc>
+      </w:tr>
+      <w:tr>
+        <w:tc>
+          <w:tcPr>
+            <w:tcW w:type="dxa" w:w="3022"/>
+            <w:shd w:fill="F8F9FA" w:val="clear"/>
+          </w:tcPr>
+          <w:p>
+            <w:pPr>
+              <w:spacing w:before="40" w:after="40" w:line="288" w:lineRule="auto"/>
+            </w:pPr>
+            <w:r/>
+            <w:r>
+              <w:rPr>
+                <w:rFonts w:ascii="Microsoft YaHei" w:hAnsi="Microsoft YaHei"/>
+                <w:sz w:val="18"/>
+              </w:rPr>
+              <w:t>MA10（约3.28）</w:t>
+            </w:r>
+          </w:p>
+        </w:tc>
+        <w:tc>
+          <w:tcPr>
+            <w:tcW w:type="dxa" w:w="3022"/>
+            <w:shd w:fill="F8F9FA" w:val="clear"/>
+          </w:tcPr>
+          <w:p>
+            <w:pPr>
+              <w:spacing w:before="40" w:after="40" w:line="288" w:lineRule="auto"/>
+            </w:pPr>
+            <w:r/>
+            <w:r>
+              <w:rPr>
+                <w:rFonts w:ascii="Microsoft YaHei" w:hAnsi="Microsoft YaHei"/>
+                <w:sz w:val="18"/>
+              </w:rPr>
+              <w:t>当前价上方</w:t>
+            </w:r>
+          </w:p>
+        </w:tc>
+        <w:tc>
+          <w:tcPr>
+            <w:tcW w:type="dxa" w:w="3022"/>
+            <w:shd w:fill="F8F9FA" w:val="clear"/>
+          </w:tcPr>
+          <w:p>
+            <w:pPr>
+              <w:spacing w:before="40" w:after="40" w:line="288" w:lineRule="auto"/>
+            </w:pPr>
+            <w:r/>
+            <w:r>
+              <w:rPr>
+                <w:rFonts w:ascii="Microsoft YaHei" w:hAnsi="Microsoft YaHei"/>
+                <w:b/>
+                <w:color w:val="1A1A1A"/>
+                <w:sz w:val="18"/>
+              </w:rPr>
+              <w:t>+1.5%</w:t>
+            </w:r>
+          </w:p>
+        </w:tc>
+      </w:tr>
+      <w:tr>
+        <w:tc>
+          <w:tcPr>
+            <w:tcW w:type="dxa" w:w="3022"/>
+          </w:tcPr>
+          <w:p>
+            <w:pPr>
+              <w:spacing w:before="40" w:after="40" w:line="288" w:lineRule="auto"/>
+            </w:pPr>
+            <w:r/>
+            <w:r>
+              <w:rPr>
+                <w:rFonts w:ascii="Microsoft YaHei" w:hAnsi="Microsoft YaHei"/>
+                <w:sz w:val="18"/>
+              </w:rPr>
+              <w:t>MA20 / 布林中轨（约3.20）</w:t>
             </w:r>
           </w:p>
         </w:tc>
@@ -2298,7 +2099,146 @@
                 <w:rFonts w:ascii="Microsoft YaHei" w:hAnsi="Microsoft YaHei"/>
                 <w:sz w:val="18"/>
               </w:rPr>
-              <w:t>安全垫较厚</w:t>
+              <w:t>当前价上方</w:t>
+            </w:r>
+          </w:p>
+        </w:tc>
+        <w:tc>
+          <w:tcPr>
+            <w:tcW w:type="dxa" w:w="3022"/>
+          </w:tcPr>
+          <w:p>
+            <w:pPr>
+              <w:spacing w:before="40" w:after="40" w:line="288" w:lineRule="auto"/>
+            </w:pPr>
+            <w:r/>
+            <w:r>
+              <w:rPr>
+                <w:rFonts w:ascii="Microsoft YaHei" w:hAnsi="Microsoft YaHei"/>
+                <w:b/>
+                <w:color w:val="1A1A1A"/>
+                <w:sz w:val="18"/>
+              </w:rPr>
+              <w:t>+4.1%</w:t>
+            </w:r>
+          </w:p>
+        </w:tc>
+      </w:tr>
+      <w:tr>
+        <w:tc>
+          <w:tcPr>
+            <w:tcW w:type="dxa" w:w="3022"/>
+            <w:shd w:fill="F8F9FA" w:val="clear"/>
+          </w:tcPr>
+          <w:p>
+            <w:pPr>
+              <w:spacing w:before="40" w:after="40" w:line="288" w:lineRule="auto"/>
+            </w:pPr>
+            <w:r/>
+            <w:r>
+              <w:rPr>
+                <w:rFonts w:ascii="Microsoft YaHei" w:hAnsi="Microsoft YaHei"/>
+                <w:sz w:val="18"/>
+              </w:rPr>
+              <w:t>布林带上轨</w:t>
+            </w:r>
+          </w:p>
+        </w:tc>
+        <w:tc>
+          <w:tcPr>
+            <w:tcW w:type="dxa" w:w="3022"/>
+            <w:shd w:fill="F8F9FA" w:val="clear"/>
+          </w:tcPr>
+          <w:p>
+            <w:pPr>
+              <w:spacing w:before="40" w:after="40" w:line="288" w:lineRule="auto"/>
+            </w:pPr>
+            <w:r/>
+            <w:r>
+              <w:rPr>
+                <w:rFonts w:ascii="Microsoft YaHei" w:hAnsi="Microsoft YaHei"/>
+                <w:b/>
+                <w:color w:val="1A1A1A"/>
+                <w:sz w:val="18"/>
+              </w:rPr>
+              <w:t>3.42</w:t>
+            </w:r>
+          </w:p>
+        </w:tc>
+        <w:tc>
+          <w:tcPr>
+            <w:tcW w:type="dxa" w:w="3022"/>
+            <w:shd w:fill="F8F9FA" w:val="clear"/>
+          </w:tcPr>
+          <w:p>
+            <w:pPr>
+              <w:spacing w:before="40" w:after="40" w:line="288" w:lineRule="auto"/>
+            </w:pPr>
+            <w:r/>
+            <w:r>
+              <w:rPr>
+                <w:rFonts w:ascii="Microsoft YaHei" w:hAnsi="Microsoft YaHei"/>
+                <w:sz w:val="18"/>
+              </w:rPr>
+              <w:t>距当前价 +2.7%</w:t>
+            </w:r>
+          </w:p>
+        </w:tc>
+      </w:tr>
+      <w:tr>
+        <w:tc>
+          <w:tcPr>
+            <w:tcW w:type="dxa" w:w="3022"/>
+          </w:tcPr>
+          <w:p>
+            <w:pPr>
+              <w:spacing w:before="40" w:after="40" w:line="288" w:lineRule="auto"/>
+            </w:pPr>
+            <w:r/>
+            <w:r>
+              <w:rPr>
+                <w:rFonts w:ascii="Microsoft YaHei" w:hAnsi="Microsoft YaHei"/>
+                <w:sz w:val="18"/>
+              </w:rPr>
+              <w:t>布林带下轨</w:t>
+            </w:r>
+          </w:p>
+        </w:tc>
+        <w:tc>
+          <w:tcPr>
+            <w:tcW w:type="dxa" w:w="3022"/>
+          </w:tcPr>
+          <w:p>
+            <w:pPr>
+              <w:spacing w:before="40" w:after="40" w:line="288" w:lineRule="auto"/>
+            </w:pPr>
+            <w:r/>
+            <w:r>
+              <w:rPr>
+                <w:rFonts w:ascii="Microsoft YaHei" w:hAnsi="Microsoft YaHei"/>
+                <w:b/>
+                <w:color w:val="1A1A1A"/>
+                <w:sz w:val="18"/>
+              </w:rPr>
+              <w:t>2.98</w:t>
+            </w:r>
+          </w:p>
+        </w:tc>
+        <w:tc>
+          <w:tcPr>
+            <w:tcW w:type="dxa" w:w="3022"/>
+          </w:tcPr>
+          <w:p>
+            <w:pPr>
+              <w:spacing w:before="40" w:after="40" w:line="288" w:lineRule="auto"/>
+            </w:pPr>
+            <w:r/>
+            <w:r>
+              <w:rPr>
+                <w:rFonts w:ascii="Microsoft YaHei" w:hAnsi="Microsoft YaHei"/>
+                <w:sz w:val="18"/>
+              </w:rPr>
+              <w:t>距当前价 -10.5%</w:t>
             </w:r>
           </w:p>
         </w:tc>
@@ -2312,13 +2252,13 @@
           <w:b/>
           <w:color w:val="1A1A1A"/>
         </w:rPr>
-        <w:t>技术研判：</w:t>
+        <w:t>技术研判</w:t>
       </w:r>
       <w:r>
         <w:rPr>
           <w:rFonts w:ascii="Microsoft YaHei" w:hAnsi="Microsoft YaHei"/>
         </w:rPr>
-        <w:t xml:space="preserve"> 今日放量上攻，一举突破 MA10（3.28）并站稳 MA20（3.20），MA5 约 </w:t>
+        <w:t xml:space="preserve">：股价已成功站上 </w:t>
       </w:r>
       <w:r>
         <w:rPr>
@@ -2326,13 +2266,13 @@
           <w:b/>
           <w:color w:val="1A1A1A"/>
         </w:rPr>
-        <w:t>3.33</w:t>
+        <w:t>MA5、MA10、MA20</w:t>
       </w:r>
       <w:r>
         <w:rPr>
           <w:rFonts w:ascii="Microsoft YaHei" w:hAnsi="Microsoft YaHei"/>
         </w:rPr>
-        <w:t xml:space="preserve"> 正在被确认。当前价距布林上轨 </w:t>
+        <w:t xml:space="preserve"> 三条均线，短期多头排列初步成型。当前价 </w:t>
       </w:r>
       <w:r>
         <w:rPr>
@@ -2340,13 +2280,13 @@
           <w:b/>
           <w:color w:val="1A1A1A"/>
         </w:rPr>
-        <w:t>3.42</w:t>
+        <w:t>3.33元</w:t>
       </w:r>
       <w:r>
         <w:rPr>
           <w:rFonts w:ascii="Microsoft YaHei" w:hAnsi="Microsoft YaHei"/>
         </w:rPr>
-        <w:t xml:space="preserve"> 仅 </w:t>
+        <w:t xml:space="preserve"> 距布林带上轨 </w:t>
       </w:r>
       <w:r>
         <w:rPr>
@@ -2354,13 +2294,13 @@
           <w:b/>
           <w:color w:val="1A1A1A"/>
         </w:rPr>
-        <w:t>+2.7%</w:t>
+        <w:t>3.42元</w:t>
       </w:r>
       <w:r>
         <w:rPr>
           <w:rFonts w:ascii="Microsoft YaHei" w:hAnsi="Microsoft YaHei"/>
         </w:rPr>
-        <w:t>，若午后继续放量，有望挑战上轨压力。均线系统开始呈现</w:t>
+        <w:t xml:space="preserve"> 仅剩 </w:t>
       </w:r>
       <w:r>
         <w:rPr>
@@ -2368,13 +2308,99 @@
           <w:b/>
           <w:color w:val="1A1A1A"/>
         </w:rPr>
-        <w:t>多头排列雏形</w:t>
+        <w:t>2.7%</w:t>
       </w:r>
       <w:r>
         <w:rPr>
           <w:rFonts w:ascii="Microsoft YaHei" w:hAnsi="Microsoft YaHei"/>
         </w:rPr>
-        <w:t>，短线趋势偏强。</w:t>
+        <w:t xml:space="preserve"> 空间，若午后量能持续配合，有望向上挑战上轨压力位。布林带开口运行平稳，尚未出现极端扩张信号。</w:t>
+      </w:r>
+    </w:p>
+    <w:p>
+      <w:r>
+        <w:rPr>
+          <w:rFonts w:ascii="Microsoft YaHei" w:hAnsi="Microsoft YaHei"/>
+          <w:b/>
+          <w:color w:val="1A1A1A"/>
+        </w:rPr>
+        <w:t>量价配合</w:t>
+      </w:r>
+      <w:r>
+        <w:rPr>
+          <w:rFonts w:ascii="Microsoft YaHei" w:hAnsi="Microsoft YaHei"/>
+        </w:rPr>
+        <w:t xml:space="preserve">：今日午间换手率 </w:t>
+      </w:r>
+      <w:r>
+        <w:rPr>
+          <w:rFonts w:ascii="Microsoft YaHei" w:hAnsi="Microsoft YaHei"/>
+          <w:b/>
+          <w:color w:val="1A1A1A"/>
+        </w:rPr>
+        <w:t>2.18%</w:t>
+      </w:r>
+      <w:r>
+        <w:rPr>
+          <w:rFonts w:ascii="Microsoft YaHei" w:hAnsi="Microsoft YaHei"/>
+        </w:rPr>
+        <w:t xml:space="preserve">，是前一交易日全天换手率 </w:t>
+      </w:r>
+      <w:r>
+        <w:rPr>
+          <w:rFonts w:ascii="Microsoft YaHei" w:hAnsi="Microsoft YaHei"/>
+          <w:b/>
+          <w:color w:val="1A1A1A"/>
+        </w:rPr>
+        <w:t>0.957%</w:t>
+      </w:r>
+      <w:r>
+        <w:rPr>
+          <w:rFonts w:ascii="Microsoft YaHei" w:hAnsi="Microsoft YaHei"/>
+        </w:rPr>
+        <w:t xml:space="preserve"> 的 </w:t>
+      </w:r>
+      <w:r>
+        <w:rPr>
+          <w:rFonts w:ascii="Microsoft YaHei" w:hAnsi="Microsoft YaHei"/>
+          <w:b/>
+          <w:color w:val="1A1A1A"/>
+        </w:rPr>
+        <w:t>2.28倍</w:t>
+      </w:r>
+      <w:r>
+        <w:rPr>
+          <w:rFonts w:ascii="Microsoft YaHei" w:hAnsi="Microsoft YaHei"/>
+        </w:rPr>
+        <w:t>，</w:t>
+      </w:r>
+      <w:r>
+        <w:rPr>
+          <w:rFonts w:ascii="Microsoft YaHei" w:hAnsi="Microsoft YaHei"/>
+          <w:b/>
+          <w:color w:val="1A1A1A"/>
+        </w:rPr>
+        <w:t>显著放量</w:t>
+      </w:r>
+      <w:r>
+        <w:rPr>
+          <w:rFonts w:ascii="Microsoft YaHei" w:hAnsi="Microsoft YaHei"/>
+        </w:rPr>
+        <w:t xml:space="preserve">，量比 </w:t>
+      </w:r>
+      <w:r>
+        <w:rPr>
+          <w:rFonts w:ascii="Microsoft YaHei" w:hAnsi="Microsoft YaHei"/>
+          <w:b/>
+          <w:color w:val="1A1A1A"/>
+        </w:rPr>
+        <w:t>1.67</w:t>
+      </w:r>
+      <w:r>
+        <w:rPr>
+          <w:rFonts w:ascii="Microsoft YaHei" w:hAnsi="Microsoft YaHei"/>
+        </w:rPr>
+        <w:t xml:space="preserve"> 也印证了资金集中涌入的特征。</w:t>
       </w:r>
     </w:p>
     <w:p>
@@ -2413,7 +2439,43 @@
           <w:color w:val="333333"/>
           <w:sz w:val="24"/>
         </w:rPr>
-        <w:t>重点资讯解读</w:t>
+        <w:t>1. 中国建筑签约科威特大型项目（相关度：0.30）</w:t>
+      </w:r>
+    </w:p>
+    <w:p>
+      <w:r>
+        <w:rPr>
+          <w:rFonts w:ascii="Microsoft YaHei" w:hAnsi="Microsoft YaHei"/>
+        </w:rPr>
+        <w:t xml:space="preserve">&gt; 中国建筑（601668.SH）公告签约科威特北卡巴德污水处理厂及配套项目，合同金额约 </w:t>
+      </w:r>
+      <w:r>
+        <w:rPr>
+          <w:rFonts w:ascii="Microsoft YaHei" w:hAnsi="Microsoft YaHei"/>
+          <w:b/>
+          <w:color w:val="1A1A1A"/>
+        </w:rPr>
+        <w:t>224亿元</w:t>
+      </w:r>
+      <w:r>
+        <w:rPr>
+          <w:rFonts w:ascii="Microsoft YaHei" w:hAnsi="Microsoft YaHei"/>
+        </w:rPr>
+        <w:t xml:space="preserve">，采用 </w:t>
+      </w:r>
+      <w:r>
+        <w:rPr>
+          <w:rFonts w:ascii="Microsoft YaHei" w:hAnsi="Microsoft YaHei"/>
+          <w:b/>
+          <w:color w:val="1A1A1A"/>
+        </w:rPr>
+        <w:t>EPC+OM模式</w:t>
+      </w:r>
+      <w:r>
+        <w:rPr>
+          <w:rFonts w:ascii="Microsoft YaHei" w:hAnsi="Microsoft YaHei"/>
+        </w:rPr>
+        <w:t>，建设期5年。</w:t>
       </w:r>
     </w:p>
     <w:p>
@@ -2423,7 +2485,41 @@
           <w:b/>
           <w:color w:val="1A1A1A"/>
         </w:rPr>
-        <w:t>1. 【中国建筑签约科威特 224 亿元项目】</w:t>
+        <w:t>影响分析</w:t>
+      </w:r>
+      <w:r>
+        <w:rPr>
+          <w:rFonts w:ascii="Microsoft YaHei" w:hAnsi="Microsoft YaHei"/>
+        </w:rPr>
+        <w:t>：虽非中油工程直接签约，但作为同属建筑与工程板块的央企，该消息对板块情绪起到</w:t>
+      </w:r>
+      <w:r>
+        <w:rPr>
+          <w:rFonts w:ascii="Microsoft YaHei" w:hAnsi="Microsoft YaHei"/>
+          <w:b/>
+          <w:color w:val="1A1A1A"/>
+        </w:rPr>
+        <w:t>正面催化作用</w:t>
+      </w:r>
+      <w:r>
+        <w:rPr>
+          <w:rFonts w:ascii="Microsoft YaHei" w:hAnsi="Microsoft YaHei"/>
+        </w:rPr>
+        <w:t>。中油工程自身亦具备海外EPC工程总承包能力（尤其在油气田地面工程、炼化工程领域），板块联动效应带动资金关注度提升。</w:t>
+      </w:r>
+    </w:p>
+    <w:p>
+      <w:pPr>
+        <w:spacing w:before="280" w:after="80" w:line="312" w:lineRule="auto"/>
+      </w:pPr>
+      <w:r>
+        <w:rPr>
+          <w:rFonts w:ascii="Microsoft YaHei" w:hAnsi="Microsoft YaHei"/>
+          <w:b/>
+          <w:color w:val="333333"/>
+          <w:sz w:val="24"/>
+        </w:rPr>
+        <w:t>2. 隔夜全球要闻——国际油价大跌（相关度：0.30）</w:t>
       </w:r>
     </w:p>
     <w:p>
@@ -2431,53 +2527,7 @@
         <w:rPr>
           <w:rFonts w:ascii="Microsoft YaHei" w:hAnsi="Microsoft YaHei"/>
         </w:rPr>
-        <w:t xml:space="preserve">中国建筑公告签约科威特北卡巴德污水处理厂 EPC+OM 项目，金额约 </w:t>
-      </w:r>
-      <w:r>
-        <w:rPr>
-          <w:rFonts w:ascii="Microsoft YaHei" w:hAnsi="Microsoft YaHei"/>
-          <w:b/>
-          <w:color w:val="1A1A1A"/>
-        </w:rPr>
-        <w:t>224 亿元</w:t>
-      </w:r>
-      <w:r>
-        <w:rPr>
-          <w:rFonts w:ascii="Microsoft YaHei" w:hAnsi="Microsoft YaHei"/>
-        </w:rPr>
-        <w:t>。虽非中油工程直接签约，但该消息提振了</w:t>
-      </w:r>
-      <w:r>
-        <w:rPr>
-          <w:rFonts w:ascii="Microsoft YaHei" w:hAnsi="Microsoft YaHei"/>
-          <w:b/>
-          <w:color w:val="1A1A1A"/>
-        </w:rPr>
-        <w:t>整个海外工程板块</w:t>
-      </w:r>
-      <w:r>
-        <w:rPr>
-          <w:rFonts w:ascii="Microsoft YaHei" w:hAnsi="Microsoft YaHei"/>
-        </w:rPr>
-        <w:t>的市场情绪，中油工程作为中石油旗下的核心工程建设平台，同样受益于"一带一路"海外工程订单预期。</w:t>
-      </w:r>
-    </w:p>
-    <w:p>
-      <w:r>
-        <w:rPr>
-          <w:rFonts w:ascii="Microsoft YaHei" w:hAnsi="Microsoft YaHei"/>
-          <w:b/>
-          <w:color w:val="1A1A1A"/>
-        </w:rPr>
-        <w:t>2. 【隔夜国际原油大幅下跌超 4%】</w:t>
-      </w:r>
-    </w:p>
-    <w:p>
-      <w:r>
-        <w:rPr>
-          <w:rFonts w:ascii="Microsoft YaHei" w:hAnsi="Microsoft YaHei"/>
-        </w:rPr>
-        <w:t xml:space="preserve">WTI 原油跌 </w:t>
+        <w:t xml:space="preserve">&gt; 国际原油期货结算价大幅收跌超4%，WTI原油跌 </w:t>
       </w:r>
       <w:r>
         <w:rPr>
@@ -2491,7 +2541,7 @@
         <w:rPr>
           <w:rFonts w:ascii="Microsoft YaHei" w:hAnsi="Microsoft YaHei"/>
         </w:rPr>
-        <w:t xml:space="preserve">，布伦特跌 </w:t>
+        <w:t xml:space="preserve">，布伦特原油跌 </w:t>
       </w:r>
       <w:r>
         <w:rPr>
@@ -2505,21 +2555,7 @@
         <w:rPr>
           <w:rFonts w:ascii="Microsoft YaHei" w:hAnsi="Microsoft YaHei"/>
         </w:rPr>
-        <w:t>。油价下跌对油服工程类企业的短期情绪存在一定压制，但中油工程作为</w:t>
-      </w:r>
-      <w:r>
-        <w:rPr>
-          <w:rFonts w:ascii="Microsoft YaHei" w:hAnsi="Microsoft YaHei"/>
-          <w:b/>
-          <w:color w:val="1A1A1A"/>
-        </w:rPr>
-        <w:t>工程总包服务商</w:t>
-      </w:r>
-      <w:r>
-        <w:rPr>
-          <w:rFonts w:ascii="Microsoft YaHei" w:hAnsi="Microsoft YaHei"/>
-        </w:rPr>
-        <w:t>，其收入更多依赖油气公司资本开支计划，油价单日波动对在手订单影响有限，且低 PB 的估值安全边际提供了防御性。</w:t>
+        <w:t>。伊朗与美国通过阿曼传递消息，地缘局势出现缓和信号。</w:t>
       </w:r>
     </w:p>
     <w:p>
@@ -2529,7 +2565,84 @@
           <w:b/>
           <w:color w:val="1A1A1A"/>
         </w:rPr>
-        <w:t>3. 【伊朗霍尔木兹海峡管理提议 — 地缘风险升温】</w:t>
+        <w:t>影响分析</w:t>
+      </w:r>
+      <w:r>
+        <w:rPr>
+          <w:rFonts w:ascii="Microsoft YaHei" w:hAnsi="Microsoft YaHei"/>
+        </w:rPr>
+        <w:t>：油价大跌理论上对油服企业有一定情绪压制，但中油工程今日逆势大涨，反映出市场当前交易的</w:t>
+      </w:r>
+      <w:r>
+        <w:rPr>
+          <w:rFonts w:ascii="Microsoft YaHei" w:hAnsi="Microsoft YaHei"/>
+          <w:b/>
+          <w:color w:val="1A1A1A"/>
+        </w:rPr>
+        <w:t>核心逻辑并非油价本身</w:t>
+      </w:r>
+      <w:r>
+        <w:rPr>
+          <w:rFonts w:ascii="Microsoft YaHei" w:hAnsi="Microsoft YaHei"/>
+        </w:rPr>
+        <w:t>，而更多是以下因素：</w:t>
+      </w:r>
+    </w:p>
+    <w:p>
+      <w:pPr>
+        <w:pStyle w:val="ListBullet"/>
+      </w:pPr>
+      <w:r>
+        <w:rPr>
+          <w:rFonts w:ascii="Microsoft YaHei" w:hAnsi="Microsoft YaHei"/>
+          <w:b/>
+          <w:color w:val="1A1A1A"/>
+        </w:rPr>
+        <w:t>低估值破净修复</w:t>
+      </w:r>
+      <w:r>
+        <w:rPr>
+          <w:rFonts w:ascii="Microsoft YaHei" w:hAnsi="Microsoft YaHei"/>
+        </w:rPr>
+        <w:t>（PB 0.69倍）</w:t>
+      </w:r>
+    </w:p>
+    <w:p>
+      <w:pPr>
+        <w:pStyle w:val="ListBullet"/>
+      </w:pPr>
+      <w:r>
+        <w:rPr>
+          <w:rFonts w:ascii="Microsoft YaHei" w:hAnsi="Microsoft YaHei"/>
+          <w:b/>
+          <w:color w:val="1A1A1A"/>
+        </w:rPr>
+        <w:t>基建板块情绪提振</w:t>
+      </w:r>
+      <w:r>
+        <w:rPr>
+          <w:rFonts w:ascii="Microsoft YaHei" w:hAnsi="Microsoft YaHei"/>
+        </w:rPr>
+        <w:t>（中国建筑大单+建筑板块整体回暖）</w:t>
+      </w:r>
+    </w:p>
+    <w:p>
+      <w:pPr>
+        <w:pStyle w:val="ListBullet"/>
+      </w:pPr>
+      <w:r>
+        <w:rPr>
+          <w:rFonts w:ascii="Microsoft YaHei" w:hAnsi="Microsoft YaHei"/>
+          <w:b/>
+          <w:color w:val="1A1A1A"/>
+        </w:rPr>
+        <w:t>中字头央企估值回归</w:t>
+      </w:r>
+      <w:r>
+        <w:rPr>
+          <w:rFonts w:ascii="Microsoft YaHei" w:hAnsi="Microsoft YaHei"/>
+        </w:rPr>
+        <w:t>的政策主线</w:t>
       </w:r>
     </w:p>
     <w:p>
@@ -2537,7 +2650,7 @@
         <w:rPr>
           <w:rFonts w:ascii="Microsoft YaHei" w:hAnsi="Microsoft YaHei"/>
         </w:rPr>
-        <w:t>伊朗提议由己方负责霍尔木兹海峡一侧航运管理，沙特防空部队拦截来自伊拉克的无人机袭击。地缘风险加剧可能推升能源安全关注度，</w:t>
+        <w:t>伊朗局势出现缓和信号，长期来看反而有利于中东地区油气工程项目的正常推进，对海外业务占比较高的油服工程企业构成</w:t>
       </w:r>
       <w:r>
         <w:rPr>
@@ -2545,45 +2658,13 @@
           <w:b/>
           <w:color w:val="1A1A1A"/>
         </w:rPr>
-        <w:t>利好国内油服、能源工程建设企业</w:t>
+        <w:t>潜在利好</w:t>
       </w:r>
       <w:r>
         <w:rPr>
           <w:rFonts w:ascii="Microsoft YaHei" w:hAnsi="Microsoft YaHei"/>
         </w:rPr>
-        <w:t>的中长期需求预期。</w:t>
-      </w:r>
-    </w:p>
-    <w:p>
-      <w:r>
-        <w:rPr>
-          <w:rFonts w:ascii="Microsoft YaHei" w:hAnsi="Microsoft YaHei"/>
-          <w:b/>
-          <w:color w:val="1A1A1A"/>
-        </w:rPr>
-        <w:t>4. 【融资数据：融资余额 3.81 亿，小幅净流出 135 万元】</w:t>
-      </w:r>
-    </w:p>
-    <w:p>
-      <w:r>
-        <w:rPr>
-          <w:rFonts w:ascii="Microsoft YaHei" w:hAnsi="Microsoft YaHei"/>
-        </w:rPr>
-        <w:t xml:space="preserve">融资净买入额 </w:t>
-      </w:r>
-      <w:r>
-        <w:rPr>
-          <w:rFonts w:ascii="Microsoft YaHei" w:hAnsi="Microsoft YaHei"/>
-          <w:b/>
-          <w:color w:val="1A1A1A"/>
-        </w:rPr>
-        <w:t>-135.3 万元</w:t>
-      </w:r>
-      <w:r>
-        <w:rPr>
-          <w:rFonts w:ascii="Microsoft YaHei" w:hAnsi="Microsoft YaHei"/>
-        </w:rPr>
-        <w:t>，幅度极小，对股价影响有限，维持存量平衡格局。</w:t>
+        <w:t>。</w:t>
       </w:r>
     </w:p>
     <w:p>
@@ -2609,6 +2690,14 @@
           <w:sz w:val="28"/>
         </w:rPr>
         <w:t>板块关联</w:t>
+      </w:r>
+    </w:p>
+    <w:p>
+      <w:r>
+        <w:rPr>
+          <w:rFonts w:ascii="Microsoft YaHei" w:hAnsi="Microsoft YaHei"/>
+        </w:rPr>
+        <w:t>中油工程今日在所属板块中表现突出：</w:t>
       </w:r>
     </w:p>
     <w:tbl>
@@ -2643,7 +2732,7 @@
                 <w:color w:val="1A1A1A"/>
                 <w:sz w:val="18"/>
               </w:rPr>
-              <w:t>板块</w:t>
+              <w:t>板块名称</w:t>
             </w:r>
           </w:p>
         </w:tc>
@@ -2664,7 +2753,7 @@
                 <w:color w:val="1A1A1A"/>
                 <w:sz w:val="18"/>
               </w:rPr>
-              <w:t>涨跌幅</w:t>
+              <w:t>板块涨幅</w:t>
             </w:r>
           </w:p>
         </w:tc>
@@ -2706,7 +2795,7 @@
                 <w:color w:val="1A1A1A"/>
                 <w:sz w:val="18"/>
               </w:rPr>
-              <w:t>表现评述</w:t>
+              <w:t>该股表现</w:t>
             </w:r>
           </w:p>
         </w:tc>
@@ -2724,8 +2813,6 @@
             <w:r>
               <w:rPr>
                 <w:rFonts w:ascii="Microsoft YaHei" w:hAnsi="Microsoft YaHei"/>
-                <w:b/>
-                <w:color w:val="1A1A1A"/>
                 <w:sz w:val="18"/>
               </w:rPr>
               <w:t>建筑与工程Ⅲ(A股)</w:t>
@@ -2744,8 +2831,6 @@
             <w:r>
               <w:rPr>
                 <w:rFonts w:ascii="Microsoft YaHei" w:hAnsi="Microsoft YaHei"/>
-                <w:b/>
-                <w:color w:val="1A1A1A"/>
                 <w:sz w:val="18"/>
               </w:rPr>
               <w:t>-2.93%</w:t>
@@ -2768,7 +2853,7 @@
                 <w:color w:val="1A1A1A"/>
                 <w:sz w:val="18"/>
               </w:rPr>
-              <w:t>2/108</w:t>
+              <w:t>第 2/108 位</w:t>
             </w:r>
           </w:p>
         </w:tc>
@@ -2784,9 +2869,11 @@
             <w:r>
               <w:rPr>
                 <w:rFonts w:ascii="Microsoft YaHei" w:hAnsi="Microsoft YaHei"/>
+                <w:b/>
+                <w:color w:val="1A1A1A"/>
                 <w:sz w:val="18"/>
               </w:rPr>
-              <w:t>板块整体下跌，中油工程逆势领涨，强势明显</w:t>
+              <w:t>领涨</w:t>
             </w:r>
           </w:p>
         </w:tc>
@@ -2805,11 +2892,28 @@
             <w:r>
               <w:rPr>
                 <w:rFonts w:ascii="Microsoft YaHei" w:hAnsi="Microsoft YaHei"/>
-                <w:b/>
-                <w:color w:val="1A1A1A"/>
                 <w:sz w:val="18"/>
               </w:rPr>
-              <w:t>煤化工概念</w:t>
+              <w:t>建筑与工程Ⅳ(A股)</w:t>
+            </w:r>
+          </w:p>
+        </w:tc>
+        <w:tc>
+          <w:tcPr>
+            <w:tcW w:type="dxa" w:w="2266"/>
+            <w:shd w:fill="F8F9FA" w:val="clear"/>
+          </w:tcPr>
+          <w:p>
+            <w:pPr>
+              <w:spacing w:before="40" w:after="40" w:line="288" w:lineRule="auto"/>
+            </w:pPr>
+            <w:r/>
+            <w:r>
+              <w:rPr>
+                <w:rFonts w:ascii="Microsoft YaHei" w:hAnsi="Microsoft YaHei"/>
+                <w:sz w:val="18"/>
+              </w:rPr>
+              <w:t>-2.93%</w:t>
             </w:r>
           </w:p>
         </w:tc>
@@ -2830,7 +2934,7 @@
                 <w:color w:val="1A1A1A"/>
                 <w:sz w:val="18"/>
               </w:rPr>
-              <w:t>+1.31%</w:t>
+              <w:t>第 2/108 位</w:t>
             </w:r>
           </w:p>
         </w:tc>
@@ -2847,28 +2951,11 @@
             <w:r>
               <w:rPr>
                 <w:rFonts w:ascii="Microsoft YaHei" w:hAnsi="Microsoft YaHei"/>
+                <w:b/>
+                <w:color w:val="1A1A1A"/>
                 <w:sz w:val="18"/>
               </w:rPr>
-              <w:t>18/109</w:t>
-            </w:r>
-          </w:p>
-        </w:tc>
-        <w:tc>
-          <w:tcPr>
-            <w:tcW w:type="dxa" w:w="2266"/>
-            <w:shd w:fill="F8F9FA" w:val="clear"/>
-          </w:tcPr>
-          <w:p>
-            <w:pPr>
-              <w:spacing w:before="40" w:after="40" w:line="288" w:lineRule="auto"/>
-            </w:pPr>
-            <w:r/>
-            <w:r>
-              <w:rPr>
-                <w:rFonts w:ascii="Microsoft YaHei" w:hAnsi="Microsoft YaHei"/>
-                <w:sz w:val="18"/>
-              </w:rPr>
-              <w:t>板块走强，助力上涨</w:t>
+              <w:t>领涨</w:t>
             </w:r>
           </w:p>
         </w:tc>
@@ -2886,31 +2973,9 @@
             <w:r>
               <w:rPr>
                 <w:rFonts w:ascii="Microsoft YaHei" w:hAnsi="Microsoft YaHei"/>
-                <w:b/>
-                <w:color w:val="1A1A1A"/>
                 <w:sz w:val="18"/>
               </w:rPr>
-              <w:t>中证500成份股</w:t>
-            </w:r>
-          </w:p>
-        </w:tc>
-        <w:tc>
-          <w:tcPr>
-            <w:tcW w:type="dxa" w:w="2266"/>
-          </w:tcPr>
-          <w:p>
-            <w:pPr>
-              <w:spacing w:before="40" w:after="40" w:line="288" w:lineRule="auto"/>
-            </w:pPr>
-            <w:r/>
-            <w:r>
-              <w:rPr>
-                <w:rFonts w:ascii="Microsoft YaHei" w:hAnsi="Microsoft YaHei"/>
-                <w:b/>
-                <w:color w:val="1A1A1A"/>
-                <w:sz w:val="18"/>
-              </w:rPr>
-              <w:t>+0.27%</w:t>
+              <w:t>煤化工概念</w:t>
             </w:r>
           </w:p>
         </w:tc>
@@ -2928,7 +2993,7 @@
                 <w:rFonts w:ascii="Microsoft YaHei" w:hAnsi="Microsoft YaHei"/>
                 <w:sz w:val="18"/>
               </w:rPr>
-              <w:t>67/550</w:t>
+              <w:t>+1.31%</w:t>
             </w:r>
           </w:p>
         </w:tc>
@@ -2946,7 +3011,25 @@
                 <w:rFonts w:ascii="Microsoft YaHei" w:hAnsi="Microsoft YaHei"/>
                 <w:sz w:val="18"/>
               </w:rPr>
-              <w:t>跑赢指数中位数，超额收益显著</w:t>
+              <w:t>第 18/109 位</w:t>
+            </w:r>
+          </w:p>
+        </w:tc>
+        <w:tc>
+          <w:tcPr>
+            <w:tcW w:type="dxa" w:w="2266"/>
+          </w:tcPr>
+          <w:p>
+            <w:pPr>
+              <w:spacing w:before="40" w:after="40" w:line="288" w:lineRule="auto"/>
+            </w:pPr>
+            <w:r/>
+            <w:r>
+              <w:rPr>
+                <w:rFonts w:ascii="Microsoft YaHei" w:hAnsi="Microsoft YaHei"/>
+                <w:sz w:val="18"/>
+              </w:rPr>
+              <w:t>涨幅靠前</w:t>
             </w:r>
           </w:p>
         </w:tc>
@@ -2965,8 +3048,6 @@
             <w:r>
               <w:rPr>
                 <w:rFonts w:ascii="Microsoft YaHei" w:hAnsi="Microsoft YaHei"/>
-                <w:b/>
-                <w:color w:val="1A1A1A"/>
                 <w:sz w:val="18"/>
               </w:rPr>
               <w:t>新疆振兴</w:t>
@@ -2986,8 +3067,6 @@
             <w:r>
               <w:rPr>
                 <w:rFonts w:ascii="Microsoft YaHei" w:hAnsi="Microsoft YaHei"/>
-                <w:b/>
-                <w:color w:val="1A1A1A"/>
                 <w:sz w:val="18"/>
               </w:rPr>
               <w:t>-0.51%</w:t>
@@ -3009,7 +3088,7 @@
                 <w:rFonts w:ascii="Microsoft YaHei" w:hAnsi="Microsoft YaHei"/>
                 <w:sz w:val="18"/>
               </w:rPr>
-              <w:t>20/154</w:t>
+              <w:t>第 20/154 位</w:t>
             </w:r>
           </w:p>
         </w:tc>
@@ -3028,7 +3107,7 @@
                 <w:rFonts w:ascii="Microsoft YaHei" w:hAnsi="Microsoft YaHei"/>
                 <w:sz w:val="18"/>
               </w:rPr>
-              <w:t>板块偏弱，但个股表现突出</w:t>
+              <w:t>中上游</w:t>
             </w:r>
           </w:p>
         </w:tc>
@@ -3046,31 +3125,9 @@
             <w:r>
               <w:rPr>
                 <w:rFonts w:ascii="Microsoft YaHei" w:hAnsi="Microsoft YaHei"/>
-                <w:b/>
-                <w:color w:val="1A1A1A"/>
                 <w:sz w:val="18"/>
               </w:rPr>
-              <w:t>工业(A股)</w:t>
-            </w:r>
-          </w:p>
-        </w:tc>
-        <w:tc>
-          <w:tcPr>
-            <w:tcW w:type="dxa" w:w="2266"/>
-          </w:tcPr>
-          <w:p>
-            <w:pPr>
-              <w:spacing w:before="40" w:after="40" w:line="288" w:lineRule="auto"/>
-            </w:pPr>
-            <w:r/>
-            <w:r>
-              <w:rPr>
-                <w:rFonts w:ascii="Microsoft YaHei" w:hAnsi="Microsoft YaHei"/>
-                <w:b/>
-                <w:color w:val="1A1A1A"/>
-                <w:sz w:val="18"/>
-              </w:rPr>
-              <w:t>-2.77%</w:t>
+              <w:t>中证500成份股</w:t>
             </w:r>
           </w:p>
         </w:tc>
@@ -3088,7 +3145,7 @@
                 <w:rFonts w:ascii="Microsoft YaHei" w:hAnsi="Microsoft YaHei"/>
                 <w:sz w:val="18"/>
               </w:rPr>
-              <w:t>42/1209</w:t>
+              <w:t>+0.27%</w:t>
             </w:r>
           </w:p>
         </w:tc>
@@ -3106,7 +3163,25 @@
                 <w:rFonts w:ascii="Microsoft YaHei" w:hAnsi="Microsoft YaHei"/>
                 <w:sz w:val="18"/>
               </w:rPr>
-              <w:t>板块整体承压，资金向龙头集中</w:t>
+              <w:t>第 67/550 位</w:t>
+            </w:r>
+          </w:p>
+        </w:tc>
+        <w:tc>
+          <w:tcPr>
+            <w:tcW w:type="dxa" w:w="2266"/>
+          </w:tcPr>
+          <w:p>
+            <w:pPr>
+              <w:spacing w:before="40" w:after="40" w:line="288" w:lineRule="auto"/>
+            </w:pPr>
+            <w:r/>
+            <w:r>
+              <w:rPr>
+                <w:rFonts w:ascii="Microsoft YaHei" w:hAnsi="Microsoft YaHei"/>
+                <w:sz w:val="18"/>
+              </w:rPr>
+              <w:t>中上游</w:t>
             </w:r>
           </w:p>
         </w:tc>
@@ -3120,13 +3195,13 @@
           <w:b/>
           <w:color w:val="1A1A1A"/>
         </w:rPr>
-        <w:t>关键观察：</w:t>
+        <w:t>板块研判</w:t>
       </w:r>
       <w:r>
         <w:rPr>
           <w:rFonts w:ascii="Microsoft YaHei" w:hAnsi="Microsoft YaHei"/>
         </w:rPr>
-        <w:t xml:space="preserve"> 建筑与工程板块整体 </w:t>
+        <w:t xml:space="preserve">：在建筑与工程板块整体下跌 </w:t>
       </w:r>
       <w:r>
         <w:rPr>
@@ -3140,7 +3215,7 @@
         <w:rPr>
           <w:rFonts w:ascii="Microsoft YaHei" w:hAnsi="Microsoft YaHei"/>
         </w:rPr>
-        <w:t xml:space="preserve">，行业情绪偏弱，但中油工程逆势大涨 </w:t>
+        <w:t xml:space="preserve"> 的背景下，中油工程逆势大涨 </w:t>
       </w:r>
       <w:r>
         <w:rPr>
@@ -3154,7 +3229,7 @@
         <w:rPr>
           <w:rFonts w:ascii="Microsoft YaHei" w:hAnsi="Microsoft YaHei"/>
         </w:rPr>
-        <w:t xml:space="preserve">，排名板块第 </w:t>
+        <w:t xml:space="preserve">，成为板块 </w:t>
       </w:r>
       <w:r>
         <w:rPr>
@@ -3162,13 +3237,13 @@
           <w:b/>
           <w:color w:val="1A1A1A"/>
         </w:rPr>
-        <w:t>2 位</w:t>
+        <w:t>领涨龙头</w:t>
       </w:r>
       <w:r>
         <w:rPr>
           <w:rFonts w:ascii="Microsoft YaHei" w:hAnsi="Microsoft YaHei"/>
         </w:rPr>
-        <w:t>，属于典型的</w:t>
+        <w:t>（仅次于ST中岩）。该股在弱势板块中走出独立行情，说明资金</w:t>
       </w:r>
       <w:r>
         <w:rPr>
@@ -3176,13 +3251,41 @@
           <w:b/>
           <w:color w:val="1A1A1A"/>
         </w:rPr>
-        <w:t>个股独立行情</w:t>
+        <w:t>集中度极高</w:t>
       </w:r>
       <w:r>
         <w:rPr>
           <w:rFonts w:ascii="Microsoft YaHei" w:hAnsi="Microsoft YaHei"/>
         </w:rPr>
-        <w:t>，资金集中流入的特征明显。</w:t>
+        <w:t>，属明显的</w:t>
+      </w:r>
+      <w:r>
+        <w:rPr>
+          <w:rFonts w:ascii="Microsoft YaHei" w:hAnsi="Microsoft YaHei"/>
+          <w:b/>
+          <w:color w:val="1A1A1A"/>
+        </w:rPr>
+        <w:t>个股α行情</w:t>
+      </w:r>
+      <w:r>
+        <w:rPr>
+          <w:rFonts w:ascii="Microsoft YaHei" w:hAnsi="Microsoft YaHei"/>
+        </w:rPr>
+        <w:t xml:space="preserve">。煤化工概念板块涨幅 </w:t>
+      </w:r>
+      <w:r>
+        <w:rPr>
+          <w:rFonts w:ascii="Microsoft YaHei" w:hAnsi="Microsoft YaHei"/>
+          <w:b/>
+          <w:color w:val="1A1A1A"/>
+        </w:rPr>
+        <w:t>+1.31%</w:t>
+      </w:r>
+      <w:r>
+        <w:rPr>
+          <w:rFonts w:ascii="Microsoft YaHei" w:hAnsi="Microsoft YaHei"/>
+        </w:rPr>
+        <w:t>，对该股亦有正向贡献。</w:t>
       </w:r>
     </w:p>
     <w:p>
@@ -3219,13 +3322,14 @@
         <w:tblLook w:firstColumn="1" w:firstRow="1" w:lastColumn="0" w:lastRow="0" w:noHBand="0" w:noVBand="1" w:val="04A0"/>
       </w:tblPr>
       <w:tblGrid>
-        <w:gridCol w:w="4533"/>
-        <w:gridCol w:w="4533"/>
+        <w:gridCol w:w="3022"/>
+        <w:gridCol w:w="3022"/>
+        <w:gridCol w:w="3022"/>
       </w:tblGrid>
       <w:tr>
         <w:tc>
           <w:tcPr>
-            <w:tcW w:type="dxa" w:w="4533"/>
+            <w:tcW w:type="dxa" w:w="3022"/>
             <w:shd w:fill="F6F8FA" w:val="clear"/>
           </w:tcPr>
           <w:p>
@@ -3246,7 +3350,7 @@
         </w:tc>
         <w:tc>
           <w:tcPr>
-            <w:tcW w:type="dxa" w:w="4533"/>
+            <w:tcW w:type="dxa" w:w="3022"/>
             <w:shd w:fill="F6F8FA" w:val="clear"/>
           </w:tcPr>
           <w:p>
@@ -3261,33 +3365,14 @@
                 <w:color w:val="1A1A1A"/>
                 <w:sz w:val="18"/>
               </w:rPr>
-              <w:t>结论</w:t>
-            </w:r>
-          </w:p>
-        </w:tc>
-      </w:tr>
-      <w:tr>
-        <w:tc>
-          <w:tcPr>
-            <w:tcW w:type="dxa" w:w="4533"/>
-          </w:tcPr>
-          <w:p>
-            <w:pPr>
-              <w:spacing w:before="40" w:after="40" w:line="288" w:lineRule="auto"/>
-            </w:pPr>
-            <w:r/>
-            <w:r>
-              <w:rPr>
-                <w:rFonts w:ascii="Microsoft YaHei" w:hAnsi="Microsoft YaHei"/>
-                <w:sz w:val="18"/>
-              </w:rPr>
-              <w:t>短线趋势</w:t>
+              <w:t>信号</w:t>
             </w:r>
           </w:p>
         </w:tc>
         <w:tc>
           <w:tcPr>
-            <w:tcW w:type="dxa" w:w="4533"/>
+            <w:tcW w:type="dxa" w:w="3022"/>
+            <w:shd w:fill="F6F8FA" w:val="clear"/>
           </w:tcPr>
           <w:p>
             <w:pPr>
@@ -3301,14 +3386,7 @@
                 <w:color w:val="1A1A1A"/>
                 <w:sz w:val="18"/>
               </w:rPr>
-              <w:t>偏强</w:t>
-            </w:r>
-            <w:r>
-              <w:rPr>
-                <w:rFonts w:ascii="Microsoft YaHei" w:hAnsi="Microsoft YaHei"/>
-                <w:sz w:val="18"/>
-              </w:rPr>
-              <w:t>，放量突破 MA10/MA20，距布林上轨仍有空间</w:t>
+              <w:t>评级</w:t>
             </w:r>
           </w:p>
         </w:tc>
@@ -3316,7 +3394,63 @@
       <w:tr>
         <w:tc>
           <w:tcPr>
-            <w:tcW w:type="dxa" w:w="4533"/>
+            <w:tcW w:type="dxa" w:w="3022"/>
+          </w:tcPr>
+          <w:p>
+            <w:pPr>
+              <w:spacing w:before="40" w:after="40" w:line="288" w:lineRule="auto"/>
+            </w:pPr>
+            <w:r/>
+            <w:r>
+              <w:rPr>
+                <w:rFonts w:ascii="Microsoft YaHei" w:hAnsi="Microsoft YaHei"/>
+                <w:sz w:val="18"/>
+              </w:rPr>
+              <w:t>市场情绪</w:t>
+            </w:r>
+          </w:p>
+        </w:tc>
+        <w:tc>
+          <w:tcPr>
+            <w:tcW w:type="dxa" w:w="3022"/>
+          </w:tcPr>
+          <w:p>
+            <w:pPr>
+              <w:spacing w:before="40" w:after="40" w:line="288" w:lineRule="auto"/>
+            </w:pPr>
+            <w:r/>
+            <w:r>
+              <w:rPr>
+                <w:rFonts w:ascii="Microsoft YaHei" w:hAnsi="Microsoft YaHei"/>
+                <w:sz w:val="18"/>
+              </w:rPr>
+              <w:t>全市场普涨，成交放量</w:t>
+            </w:r>
+          </w:p>
+        </w:tc>
+        <w:tc>
+          <w:tcPr>
+            <w:tcW w:type="dxa" w:w="3022"/>
+          </w:tcPr>
+          <w:p>
+            <w:pPr>
+              <w:spacing w:before="40" w:after="40" w:line="288" w:lineRule="auto"/>
+            </w:pPr>
+            <w:r/>
+            <w:r>
+              <w:rPr>
+                <w:rFonts w:ascii="Microsoft YaHei" w:hAnsi="Microsoft YaHei"/>
+                <w:sz w:val="18"/>
+              </w:rPr>
+              <w:t>★★★★☆</w:t>
+            </w:r>
+          </w:p>
+        </w:tc>
+      </w:tr>
+      <w:tr>
+        <w:tc>
+          <w:tcPr>
+            <w:tcW w:type="dxa" w:w="3022"/>
             <w:shd w:fill="F8F9FA" w:val="clear"/>
           </w:tcPr>
           <w:p>
@@ -3329,13 +3463,13 @@
                 <w:rFonts w:ascii="Microsoft YaHei" w:hAnsi="Microsoft YaHei"/>
                 <w:sz w:val="18"/>
               </w:rPr>
-              <w:t>资金态度</w:t>
+              <w:t>个股走势</w:t>
             </w:r>
           </w:p>
         </w:tc>
         <w:tc>
           <w:tcPr>
-            <w:tcW w:type="dxa" w:w="4533"/>
+            <w:tcW w:type="dxa" w:w="3022"/>
             <w:shd w:fill="F8F9FA" w:val="clear"/>
           </w:tcPr>
           <w:p>
@@ -3350,22 +3484,21 @@
                 <w:color w:val="1A1A1A"/>
                 <w:sz w:val="18"/>
               </w:rPr>
-              <w:t>积极</w:t>
+              <w:t>+5.05%</w:t>
             </w:r>
             <w:r>
               <w:rPr>
                 <w:rFonts w:ascii="Microsoft YaHei" w:hAnsi="Microsoft YaHei"/>
                 <w:sz w:val="18"/>
               </w:rPr>
-              <w:t>，大中小单全线净流入，今日延续流入格局</w:t>
+              <w:t xml:space="preserve"> 领涨板块，外盘远大于内盘</w:t>
             </w:r>
           </w:p>
         </w:tc>
-      </w:tr>
-      <w:tr>
         <w:tc>
           <w:tcPr>
-            <w:tcW w:type="dxa" w:w="4533"/>
+            <w:tcW w:type="dxa" w:w="3022"/>
+            <w:shd w:fill="F8F9FA" w:val="clear"/>
           </w:tcPr>
           <w:p>
             <w:pPr>
@@ -3377,13 +3510,148 @@
                 <w:rFonts w:ascii="Microsoft YaHei" w:hAnsi="Microsoft YaHei"/>
                 <w:sz w:val="18"/>
               </w:rPr>
-              <w:t>估值安全</w:t>
+              <w:t>★★★★★</w:t>
+            </w:r>
+          </w:p>
+        </w:tc>
+      </w:tr>
+      <w:tr>
+        <w:tc>
+          <w:tcPr>
+            <w:tcW w:type="dxa" w:w="3022"/>
+          </w:tcPr>
+          <w:p>
+            <w:pPr>
+              <w:spacing w:before="40" w:after="40" w:line="288" w:lineRule="auto"/>
+            </w:pPr>
+            <w:r/>
+            <w:r>
+              <w:rPr>
+                <w:rFonts w:ascii="Microsoft YaHei" w:hAnsi="Microsoft YaHei"/>
+                <w:sz w:val="18"/>
+              </w:rPr>
+              <w:t>资金面</w:t>
             </w:r>
           </w:p>
         </w:tc>
         <w:tc>
           <w:tcPr>
-            <w:tcW w:type="dxa" w:w="4533"/>
+            <w:tcW w:type="dxa" w:w="3022"/>
+          </w:tcPr>
+          <w:p>
+            <w:pPr>
+              <w:spacing w:before="40" w:after="40" w:line="288" w:lineRule="auto"/>
+            </w:pPr>
+            <w:r/>
+            <w:r>
+              <w:rPr>
+                <w:rFonts w:ascii="Microsoft YaHei" w:hAnsi="Microsoft YaHei"/>
+                <w:sz w:val="18"/>
+              </w:rPr>
+              <w:t>连续两日净流入，大中单共振</w:t>
+            </w:r>
+          </w:p>
+        </w:tc>
+        <w:tc>
+          <w:tcPr>
+            <w:tcW w:type="dxa" w:w="3022"/>
+          </w:tcPr>
+          <w:p>
+            <w:pPr>
+              <w:spacing w:before="40" w:after="40" w:line="288" w:lineRule="auto"/>
+            </w:pPr>
+            <w:r/>
+            <w:r>
+              <w:rPr>
+                <w:rFonts w:ascii="Microsoft YaHei" w:hAnsi="Microsoft YaHei"/>
+                <w:sz w:val="18"/>
+              </w:rPr>
+              <w:t>★★★★★</w:t>
+            </w:r>
+          </w:p>
+        </w:tc>
+      </w:tr>
+      <w:tr>
+        <w:tc>
+          <w:tcPr>
+            <w:tcW w:type="dxa" w:w="3022"/>
+            <w:shd w:fill="F8F9FA" w:val="clear"/>
+          </w:tcPr>
+          <w:p>
+            <w:pPr>
+              <w:spacing w:before="40" w:after="40" w:line="288" w:lineRule="auto"/>
+            </w:pPr>
+            <w:r/>
+            <w:r>
+              <w:rPr>
+                <w:rFonts w:ascii="Microsoft YaHei" w:hAnsi="Microsoft YaHei"/>
+                <w:sz w:val="18"/>
+              </w:rPr>
+              <w:t>技术面</w:t>
+            </w:r>
+          </w:p>
+        </w:tc>
+        <w:tc>
+          <w:tcPr>
+            <w:tcW w:type="dxa" w:w="3022"/>
+            <w:shd w:fill="F8F9FA" w:val="clear"/>
+          </w:tcPr>
+          <w:p>
+            <w:pPr>
+              <w:spacing w:before="40" w:after="40" w:line="288" w:lineRule="auto"/>
+            </w:pPr>
+            <w:r/>
+            <w:r>
+              <w:rPr>
+                <w:rFonts w:ascii="Microsoft YaHei" w:hAnsi="Microsoft YaHei"/>
+                <w:sz w:val="18"/>
+              </w:rPr>
+              <w:t>站上MA20，多头排列，距上轨2.7%空间</w:t>
+            </w:r>
+          </w:p>
+        </w:tc>
+        <w:tc>
+          <w:tcPr>
+            <w:tcW w:type="dxa" w:w="3022"/>
+            <w:shd w:fill="F8F9FA" w:val="clear"/>
+          </w:tcPr>
+          <w:p>
+            <w:pPr>
+              <w:spacing w:before="40" w:after="40" w:line="288" w:lineRule="auto"/>
+            </w:pPr>
+            <w:r/>
+            <w:r>
+              <w:rPr>
+                <w:rFonts w:ascii="Microsoft YaHei" w:hAnsi="Microsoft YaHei"/>
+                <w:sz w:val="18"/>
+              </w:rPr>
+              <w:t>★★★★☆</w:t>
+            </w:r>
+          </w:p>
+        </w:tc>
+      </w:tr>
+      <w:tr>
+        <w:tc>
+          <w:tcPr>
+            <w:tcW w:type="dxa" w:w="3022"/>
+          </w:tcPr>
+          <w:p>
+            <w:pPr>
+              <w:spacing w:before="40" w:after="40" w:line="288" w:lineRule="auto"/>
+            </w:pPr>
+            <w:r/>
+            <w:r>
+              <w:rPr>
+                <w:rFonts w:ascii="Microsoft YaHei" w:hAnsi="Microsoft YaHei"/>
+                <w:sz w:val="18"/>
+              </w:rPr>
+              <w:t>估值面</w:t>
+            </w:r>
+          </w:p>
+        </w:tc>
+        <w:tc>
+          <w:tcPr>
+            <w:tcW w:type="dxa" w:w="3022"/>
           </w:tcPr>
           <w:p>
             <w:pPr>
@@ -3397,14 +3665,32 @@
                 <w:color w:val="1A1A1A"/>
                 <w:sz w:val="18"/>
               </w:rPr>
-              <w:t>高</w:t>
+              <w:t>PB 0.69倍</w:t>
             </w:r>
             <w:r>
               <w:rPr>
                 <w:rFonts w:ascii="Microsoft YaHei" w:hAnsi="Microsoft YaHei"/>
                 <w:sz w:val="18"/>
               </w:rPr>
-              <w:t>，PB 0.69 处于破净区间，向下有底</w:t>
+              <w:t>深度破净，具备安全边际</w:t>
+            </w:r>
+          </w:p>
+        </w:tc>
+        <w:tc>
+          <w:tcPr>
+            <w:tcW w:type="dxa" w:w="3022"/>
+          </w:tcPr>
+          <w:p>
+            <w:pPr>
+              <w:spacing w:before="40" w:after="40" w:line="288" w:lineRule="auto"/>
+            </w:pPr>
+            <w:r/>
+            <w:r>
+              <w:rPr>
+                <w:rFonts w:ascii="Microsoft YaHei" w:hAnsi="Microsoft YaHei"/>
+                <w:sz w:val="18"/>
+              </w:rPr>
+              <w:t>★★★★★</w:t>
             </w:r>
           </w:p>
         </w:tc>
@@ -3412,7 +3698,7 @@
       <w:tr>
         <w:tc>
           <w:tcPr>
-            <w:tcW w:type="dxa" w:w="4533"/>
+            <w:tcW w:type="dxa" w:w="3022"/>
             <w:shd w:fill="F8F9FA" w:val="clear"/>
           </w:tcPr>
           <w:p>
@@ -3425,43 +3711,14 @@
                 <w:rFonts w:ascii="Microsoft YaHei" w:hAnsi="Microsoft YaHei"/>
                 <w:sz w:val="18"/>
               </w:rPr>
-              <w:t>消息催化</w:t>
+              <w:t>消息面</w:t>
             </w:r>
           </w:p>
         </w:tc>
         <w:tc>
           <w:tcPr>
-            <w:tcW w:type="dxa" w:w="4533"/>
+            <w:tcW w:type="dxa" w:w="3022"/>
             <w:shd w:fill="F8F9FA" w:val="clear"/>
-          </w:tcPr>
-          <w:p>
-            <w:pPr>
-              <w:spacing w:before="40" w:after="40" w:line="288" w:lineRule="auto"/>
-            </w:pPr>
-            <w:r/>
-            <w:r>
-              <w:rPr>
-                <w:rFonts w:ascii="Microsoft YaHei" w:hAnsi="Microsoft YaHei"/>
-                <w:b/>
-                <w:color w:val="1A1A1A"/>
-                <w:sz w:val="18"/>
-              </w:rPr>
-              <w:t>偏正面</w:t>
-            </w:r>
-            <w:r>
-              <w:rPr>
-                <w:rFonts w:ascii="Microsoft YaHei" w:hAnsi="Microsoft YaHei"/>
-                <w:sz w:val="18"/>
-              </w:rPr>
-              <w:t>，海外工程板块情绪提振 + 地缘能源安全逻辑</w:t>
-            </w:r>
-          </w:p>
-        </w:tc>
-      </w:tr>
-      <w:tr>
-        <w:tc>
-          <w:tcPr>
-            <w:tcW w:type="dxa" w:w="4533"/>
           </w:tcPr>
           <w:p>
             <w:pPr>
@@ -3473,13 +3730,14 @@
                 <w:rFonts w:ascii="Microsoft YaHei" w:hAnsi="Microsoft YaHei"/>
                 <w:sz w:val="18"/>
               </w:rPr>
-              <w:t>板块联动</w:t>
+              <w:t>板块催化+油价下跌利空被消化</w:t>
             </w:r>
           </w:p>
         </w:tc>
         <w:tc>
           <w:tcPr>
-            <w:tcW w:type="dxa" w:w="4533"/>
+            <w:tcW w:type="dxa" w:w="3022"/>
+            <w:shd w:fill="F8F9FA" w:val="clear"/>
           </w:tcPr>
           <w:p>
             <w:pPr>
@@ -3489,18 +3747,9 @@
             <w:r>
               <w:rPr>
                 <w:rFonts w:ascii="Microsoft YaHei" w:hAnsi="Microsoft YaHei"/>
-                <w:b/>
-                <w:color w:val="1A1A1A"/>
                 <w:sz w:val="18"/>
               </w:rPr>
-              <w:t>独立强势</w:t>
-            </w:r>
-            <w:r>
-              <w:rPr>
-                <w:rFonts w:ascii="Microsoft YaHei" w:hAnsi="Microsoft YaHei"/>
-                <w:sz w:val="18"/>
-              </w:rPr>
-              <w:t>，在建筑板块整体下跌背景下逆势领涨</w:t>
+              <w:t>★★★☆☆</w:t>
             </w:r>
           </w:p>
         </w:tc>
@@ -3514,13 +3763,21 @@
           <w:b/>
           <w:color w:val="1A1A1A"/>
         </w:rPr>
-        <w:t>主力观点：</w:t>
+        <w:t>主力观点</w:t>
       </w:r>
       <w:r>
         <w:rPr>
           <w:rFonts w:ascii="Microsoft YaHei" w:hAnsi="Microsoft YaHei"/>
         </w:rPr>
-        <w:t xml:space="preserve"> 中油工程今日呈现</w:t>
+        <w:t>：</w:t>
+      </w:r>
+    </w:p>
+    <w:p>
+      <w:r>
+        <w:rPr>
+          <w:rFonts w:ascii="Microsoft YaHei" w:hAnsi="Microsoft YaHei"/>
+        </w:rPr>
+        <w:t>中油工程今日午间走出</w:t>
       </w:r>
       <w:r>
         <w:rPr>
@@ -3528,13 +3785,32 @@
           <w:b/>
           <w:color w:val="1A1A1A"/>
         </w:rPr>
-        <w:t>量价齐升</w:t>
+        <w:t>放量突破</w:t>
       </w:r>
       <w:r>
         <w:rPr>
           <w:rFonts w:ascii="Microsoft YaHei" w:hAnsi="Microsoft YaHei"/>
         </w:rPr>
-        <w:t xml:space="preserve">的强势格局，资金面大单主导净流入，技术面成功站上多条均线。当前 PB </w:t>
+        <w:t>行情，核心驱动力来自三个方面：</w:t>
+      </w:r>
+    </w:p>
+    <w:p>
+      <w:pPr>
+        <w:pStyle w:val="ListNumber"/>
+      </w:pPr>
+      <w:r>
+        <w:rPr>
+          <w:rFonts w:ascii="Microsoft YaHei" w:hAnsi="Microsoft YaHei"/>
+          <w:b/>
+          <w:color w:val="1A1A1A"/>
+        </w:rPr>
+        <w:t>估值修复动力强劲</w:t>
+      </w:r>
+      <w:r>
+        <w:rPr>
+          <w:rFonts w:ascii="Microsoft YaHei" w:hAnsi="Microsoft YaHei"/>
+        </w:rPr>
+        <w:t xml:space="preserve">：PB仅 </w:t>
       </w:r>
       <w:r>
         <w:rPr>
@@ -3542,13 +3818,32 @@
           <w:b/>
           <w:color w:val="1A1A1A"/>
         </w:rPr>
-        <w:t>0.69</w:t>
+        <w:t>0.69倍</w:t>
       </w:r>
       <w:r>
         <w:rPr>
           <w:rFonts w:ascii="Microsoft YaHei" w:hAnsi="Microsoft YaHei"/>
         </w:rPr>
-        <w:t xml:space="preserve"> 的破净估值提供了充足的安全边际。午后关注布林上轨 </w:t>
+        <w:t>，处于长期破净状态，在央企估值回归主线下具备较强的均值回归动能；</w:t>
+      </w:r>
+    </w:p>
+    <w:p>
+      <w:pPr>
+        <w:pStyle w:val="ListNumber"/>
+      </w:pPr>
+      <w:r>
+        <w:rPr>
+          <w:rFonts w:ascii="Microsoft YaHei" w:hAnsi="Microsoft YaHei"/>
+          <w:b/>
+          <w:color w:val="1A1A1A"/>
+        </w:rPr>
+        <w:t>资金合力做多</w:t>
+      </w:r>
+      <w:r>
+        <w:rPr>
+          <w:rFonts w:ascii="Microsoft YaHei" w:hAnsi="Microsoft YaHei"/>
+        </w:rPr>
+        <w:t xml:space="preserve">：连续两日大单、中单同步净流入，今日外盘/内盘比达 </w:t>
       </w:r>
       <w:r>
         <w:rPr>
@@ -3556,21 +3851,59 @@
           <w:b/>
           <w:color w:val="1A1A1A"/>
         </w:rPr>
-        <w:t>3.42 元</w:t>
+        <w:t>1.37倍</w:t>
       </w:r>
       <w:r>
         <w:rPr>
           <w:rFonts w:ascii="Microsoft YaHei" w:hAnsi="Microsoft YaHei"/>
         </w:rPr>
-        <w:t>的突破情况，若量能持续配合，有望继续挑战前高。风险点在于建筑板块整体仍偏弱，若板块情绪无法回暖，个股独立行情持续性需跟踪。</w:t>
+        <w:t>，买盘力量压倒性优势；</w:t>
+      </w:r>
+    </w:p>
+    <w:p>
+      <w:pPr>
+        <w:pStyle w:val="ListNumber"/>
+      </w:pPr>
+      <w:r>
+        <w:rPr>
+          <w:rFonts w:ascii="Microsoft YaHei" w:hAnsi="Microsoft YaHei"/>
+          <w:b/>
+          <w:color w:val="1A1A1A"/>
+        </w:rPr>
+        <w:t>板块内独立走强</w:t>
+      </w:r>
+      <w:r>
+        <w:rPr>
+          <w:rFonts w:ascii="Microsoft YaHei" w:hAnsi="Microsoft YaHei"/>
+        </w:rPr>
+        <w:t>：在建筑与工程板块整体下跌近3%的环境下，逆势领涨，体现个股层面的资金集中意志。</w:t>
       </w:r>
     </w:p>
     <w:p>
       <w:r>
         <w:rPr>
           <w:rFonts w:ascii="Microsoft YaHei" w:hAnsi="Microsoft YaHei"/>
+          <w:b/>
+          <w:color w:val="1A1A1A"/>
         </w:rPr>
-        <w:t xml:space="preserve">&gt; ⚠️ </w:t>
+        <w:t>午后关注要点</w:t>
+      </w:r>
+      <w:r>
+        <w:rPr>
+          <w:rFonts w:ascii="Microsoft YaHei" w:hAnsi="Microsoft YaHei"/>
+        </w:rPr>
+        <w:t>：</w:t>
+      </w:r>
+    </w:p>
+    <w:p>
+      <w:pPr>
+        <w:pStyle w:val="ListBullet"/>
+      </w:pPr>
+      <w:r>
+        <w:rPr>
+          <w:rFonts w:ascii="Microsoft YaHei" w:hAnsi="Microsoft YaHei"/>
+        </w:rPr>
+        <w:t xml:space="preserve">当前价距布林带上轨 </w:t>
       </w:r>
       <w:r>
         <w:rPr>
@@ -3578,13 +3911,79 @@
           <w:b/>
           <w:color w:val="1A1A1A"/>
         </w:rPr>
-        <w:t>风险提示：</w:t>
+        <w:t>3.42元</w:t>
       </w:r>
       <w:r>
         <w:rPr>
           <w:rFonts w:ascii="Microsoft YaHei" w:hAnsi="Microsoft YaHei"/>
         </w:rPr>
-        <w:t xml:space="preserve"> 以上分析基于午间公开数据，不构成投资建议。股市有风险，投资需谨慎。</w:t>
+        <w:t xml:space="preserve"> 仅 </w:t>
+      </w:r>
+      <w:r>
+        <w:rPr>
+          <w:rFonts w:ascii="Microsoft YaHei" w:hAnsi="Microsoft YaHei"/>
+          <w:b/>
+          <w:color w:val="1A1A1A"/>
+        </w:rPr>
+        <w:t>+2.7%</w:t>
+      </w:r>
+      <w:r>
+        <w:rPr>
+          <w:rFonts w:ascii="Microsoft YaHei" w:hAnsi="Microsoft YaHei"/>
+        </w:rPr>
+        <w:t>，关注能否突破并站稳</w:t>
+      </w:r>
+    </w:p>
+    <w:p>
+      <w:pPr>
+        <w:pStyle w:val="ListBullet"/>
+      </w:pPr>
+      <w:r>
+        <w:rPr>
+          <w:rFonts w:ascii="Microsoft YaHei" w:hAnsi="Microsoft YaHei"/>
+        </w:rPr>
+        <w:t>量能是否持续（今日半日成交4.02亿已接近前几日全天水平，午后若缩量需警惕冲高回落）</w:t>
+      </w:r>
+    </w:p>
+    <w:p>
+      <w:pPr>
+        <w:pStyle w:val="ListBullet"/>
+      </w:pPr>
+      <w:r>
+        <w:rPr>
+          <w:rFonts w:ascii="Microsoft YaHei" w:hAnsi="Microsoft YaHei"/>
+        </w:rPr>
+        <w:t>关注同板块中国建筑、四川路桥等个股的联动持续性</w:t>
+      </w:r>
+    </w:p>
+    <w:p>
+      <w:pPr>
+        <w:spacing w:before="240" w:after="240"/>
+        <w:pBdr>
+          <w:bottom w:val="single" w:sz="4" w:space="1" w:color="D0D7DE"/>
+        </w:pBdr>
+      </w:pPr>
+    </w:p>
+    <w:p>
+      <w:r>
+        <w:rPr>
+          <w:rFonts w:ascii="Microsoft YaHei" w:hAnsi="Microsoft YaHei"/>
+        </w:rPr>
+        <w:t xml:space="preserve">&gt; </w:t>
+      </w:r>
+      <w:r>
+        <w:rPr>
+          <w:rFonts w:ascii="Microsoft YaHei" w:hAnsi="Microsoft YaHei"/>
+          <w:b/>
+          <w:color w:val="1A1A1A"/>
+        </w:rPr>
+        <w:t>风险提示</w:t>
+      </w:r>
+      <w:r>
+        <w:rPr>
+          <w:rFonts w:ascii="Microsoft YaHei" w:hAnsi="Microsoft YaHei"/>
+        </w:rPr>
+        <w:t>：本文分析基于公开数据和模拟行情，不构成任何投资建议。股市有风险，投资需谨慎。</w:t>
       </w:r>
     </w:p>
     <w:sectPr>
